--- a/pr-preview/pr-231/variance-covariance-tracked-changes.docx
+++ b/pr-preview/pr-231/variance-covariance-tracked-changes.docx
@@ -26,7 +26,7 @@
       </w:pPr>
       <w:ins w:id="2" w:author="PR Preview" w:date="2026-01-01T00:00:00Z">
         <w:r>
-          <w:t xml:space="preserve">Last modified: 2026-10-20 11:40:43 (PDT)</w:t>
+          <w:t xml:space="preserve">Last modified: 2026-10-20 12:26:17 (PDT)</w:t>
         </w:r>
       </w:ins>
     </w:p>
@@ -1336,7 +1336,7 @@
       </w:r>
       <m:oMath>
         <m:r>
-          <m:t>ν</m:t>
+          <m:t>u</m:t>
         </m:r>
       </m:oMath>
       <w:r>
@@ -1444,7 +1444,7 @@
           <m:t>+</m:t>
         </m:r>
         <m:r>
-          <m:t>ν</m:t>
+          <m:t>u</m:t>
         </m:r>
       </m:oMath>
       <w:r>
@@ -1455,7 +1455,7 @@
       </w:r>
       <m:oMath>
         <m:r>
-          <m:t>ν</m:t>
+          <m:t>u</m:t>
         </m:r>
       </m:oMath>
       <w:r>
@@ -1556,7 +1556,7 @@
           </m:dPr>
           <m:e>
             <m:r>
-              <m:t>ν</m:t>
+              <m:t>u</m:t>
             </m:r>
           </m:e>
         </m:d>
@@ -1620,7 +1620,7 @@
           </m:dPr>
           <m:e>
             <m:r>
-              <m:t>ν</m:t>
+              <m:t>u</m:t>
             </m:r>
           </m:e>
         </m:d>
@@ -1763,7 +1763,7 @@
       </w:r>
       <m:oMath>
         <m:r>
-          <m:t>ν</m:t>
+          <m:t>u</m:t>
         </m:r>
       </m:oMath>
       <w:r>
@@ -1789,7 +1789,7 @@
           <m:t>[</m:t>
         </m:r>
         <m:r>
-          <m:t>ν</m:t>
+          <m:t>u</m:t>
         </m:r>
         <m:r>
           <m:rPr>
@@ -1835,7 +1835,7 @@
           </m:dPr>
           <m:e>
             <m:r>
-              <m:t>ν</m:t>
+              <m:t>u</m:t>
             </m:r>
           </m:e>
         </m:d>
@@ -1891,7 +1891,7 @@
         <m:sSup>
           <m:e>
             <m:r>
-              <m:t>ν</m:t>
+              <m:t>u</m:t>
             </m:r>
           </m:e>
           <m:sup>
@@ -2121,7 +2121,7 @@
           <m:t>=</m:t>
         </m:r>
         <m:r>
-          <m:t>ν</m:t>
+          <m:t>u</m:t>
         </m:r>
       </m:oMath>
       <w:r>
@@ -2147,7 +2147,7 @@
           <m:t>[</m:t>
         </m:r>
         <m:r>
-          <m:t>ν</m:t>
+          <m:t>u</m:t>
         </m:r>
         <m:r>
           <m:rPr>
@@ -2196,7 +2196,7 @@
               <m:sSup>
                 <m:e>
                   <m:r>
-                    <m:t>ν</m:t>
+                    <m:t>u</m:t>
                   </m:r>
                 </m:e>
                 <m:sup>
@@ -2238,7 +2238,7 @@
                 </m:dPr>
                 <m:e>
                   <m:r>
-                    <m:t>ν</m:t>
+                    <m:t>u</m:t>
                   </m:r>
                 </m:e>
               </m:d>
@@ -2436,7 +2436,7 @@
       </w:r>
       <m:oMath>
         <m:r>
-          <m:t>ν</m:t>
+          <m:t>u</m:t>
         </m:r>
       </m:oMath>
       <w:r>
@@ -2462,7 +2462,7 @@
           <m:t>[</m:t>
         </m:r>
         <m:r>
-          <m:t>ν</m:t>
+          <m:t>u</m:t>
         </m:r>
         <m:r>
           <m:rPr>
@@ -2508,7 +2508,7 @@
           </m:dPr>
           <m:e>
             <m:r>
-              <m:t>ν</m:t>
+              <m:t>u</m:t>
             </m:r>
           </m:e>
         </m:d>
@@ -2568,7 +2568,7 @@
           <m:sSup>
             <m:e>
               <m:r>
-                <m:t>ν</m:t>
+                <m:t>u</m:t>
               </m:r>
             </m:e>
             <m:sup>
@@ -2687,7 +2687,7 @@
           <m:t>[</m:t>
         </m:r>
         <m:r>
-          <m:t>ν</m:t>
+          <m:t>u</m:t>
         </m:r>
         <m:r>
           <m:rPr>
@@ -16292,7 +16292,7 @@
       </w:r>
       <m:oMath>
         <m:r>
-          <m:t>ν</m:t>
+          <m:t>u</m:t>
         </m:r>
       </m:oMath>
       <w:r>
@@ -16323,7 +16323,7 @@
           </m:dPr>
           <m:e>
             <m:r>
-              <m:t>ν</m:t>
+              <m:t>u</m:t>
             </m:r>
           </m:e>
         </m:d>
@@ -16368,7 +16368,7 @@
           </m:dPr>
           <m:e>
             <m:r>
-              <m:t>ν</m:t>
+              <m:t>u</m:t>
             </m:r>
           </m:e>
         </m:d>
@@ -16479,7 +16479,7 @@
       </w:r>
       <m:oMath>
         <m:r>
-          <m:t>ν</m:t>
+          <m:t>u</m:t>
         </m:r>
       </m:oMath>
       <w:r>
@@ -16530,7 +16530,7 @@
                 </m:dPr>
                 <m:e>
                   <m:r>
-                    <m:t>ν</m:t>
+                    <m:t>u</m:t>
                   </m:r>
                   <m:r>
                     <m:rPr>
@@ -16747,7 +16747,7 @@
                     </m:dPr>
                     <m:e>
                       <m:r>
-                        <m:t>ν</m:t>
+                        <m:t>u</m:t>
                       </m:r>
                       <m:r>
                         <m:rPr>
@@ -16806,7 +16806,7 @@
                   <m:sSup>
                     <m:e>
                       <m:r>
-                        <m:t>ν</m:t>
+                        <m:t>u</m:t>
                       </m:r>
                     </m:e>
                     <m:sup>
@@ -16825,7 +16825,7 @@
                     <m:t>2</m:t>
                   </m:r>
                   <m:r>
-                    <m:t>ν</m:t>
+                    <m:t>u</m:t>
                   </m:r>
                   <m:r>
                     <m:t>X</m:t>
@@ -16992,7 +16992,7 @@
                   <m:sSup>
                     <m:e>
                       <m:r>
-                        <m:t>ν</m:t>
+                        <m:t>u</m:t>
                       </m:r>
                     </m:e>
                     <m:sup>
@@ -17033,7 +17033,7 @@
                     <m:t>2</m:t>
                   </m:r>
                   <m:r>
-                    <m:t>ν</m:t>
+                    <m:t>u</m:t>
                   </m:r>
                   <m:r>
                     <m:t>X</m:t>
@@ -17127,7 +17127,7 @@
                   <m:sSup>
                     <m:e>
                       <m:r>
-                        <m:t>ν</m:t>
+                        <m:t>u</m:t>
                       </m:r>
                     </m:e>
                     <m:sup>
@@ -17168,7 +17168,7 @@
                 </m:dPr>
                 <m:e>
                   <m:r>
-                    <m:t>ν</m:t>
+                    <m:t>u</m:t>
                   </m:r>
                   <m:r>
                     <m:t>X</m:t>
@@ -17272,7 +17272,7 @@
             <m:sSup>
               <m:e>
                 <m:r>
-                  <m:t>ν</m:t>
+                  <m:t>u</m:t>
                 </m:r>
               </m:e>
               <m:sup>
@@ -17338,7 +17338,7 @@
       </w:r>
       <m:oMath>
         <m:r>
-          <m:t>ν</m:t>
+          <m:t>u</m:t>
         </m:r>
       </m:oMath>
       <w:r>
@@ -17397,7 +17397,7 @@
                 </m:dPr>
                 <m:e>
                   <m:r>
-                    <m:t>ν</m:t>
+                    <m:t>u</m:t>
                   </m:r>
                   <m:r>
                     <m:t>X</m:t>
@@ -17434,7 +17434,7 @@
                 </m:dPr>
                 <m:e>
                   <m:r>
-                    <m:t>ν</m:t>
+                    <m:t>u</m:t>
                   </m:r>
                 </m:e>
               </m:d>
@@ -17555,7 +17555,7 @@
                 </m:dPr>
                 <m:e>
                   <m:r>
-                    <m:t>ν</m:t>
+                    <m:t>u</m:t>
                   </m:r>
                 </m:e>
               </m:d>
@@ -17806,7 +17806,7 @@
                     </m:dPr>
                     <m:e>
                       <m:r>
-                        <m:t>ν</m:t>
+                        <m:t>u</m:t>
                       </m:r>
                       <m:r>
                         <m:rPr>
@@ -18160,7 +18160,7 @@
       </w:r>
       <m:oMath>
         <m:r>
-          <m:t>ν</m:t>
+          <m:t>u</m:t>
         </m:r>
       </m:oMath>
       <w:r>
@@ -19079,7 +19079,7 @@
                     </m:dPr>
                     <m:e>
                       <m:r>
-                        <m:t>ν</m:t>
+                        <m:t>u</m:t>
                       </m:r>
                       <m:r>
                         <m:rPr>
@@ -33603,39 +33603,47 @@
       <w:pPr>
         <w:pStyle w:val="BodyText"/>
       </w:pPr>
-      <w:r>
-        <w:t xml:space="preserve">$$
+      <w:del w:id="3" w:author="PR Preview" w:date="2026-01-01T00:00:00Z">
+        <w:r>
+          <w:delText xml:space="preserve">$$
     \begin{aligned}
     \operatorname{Var}\mathopen{}\left(\mathord{\smash[b]{\underset{\raise.3ex\hbox{$\scriptstyle\sim$}}{X}}\vphantom{X}}\right)\mathclose{}
     &amp;\stackrel{\text{def}}{=}\operatorname{Cov}\mathopen{}\left(\mathord{\smash[b]{\underset{\raise.3ex\hbox{$\scriptstyle\sim$}}{X}}\vphantom{X}}\right)\mathclose{}
     \\
     &amp;\stackrel{\text{def}}{=}\operatorname{E}\mathopen{}\left[\mathopen{}\left(\mathord{\smash[b]{\underset{\raise.3ex\hbox{$\scriptstyle\sim$}}{X}}\vphantom{X}}- \operatorname{E}\mathord{\smash[b]{\underset{\raise.3ex\hbox{$\scriptstyle\sim$}}{X}}\vphantom{X}}\right)\mathclose{} {\mathopen{}\left(\mathord{\smash[b]{\underset{\raise.3ex\hbox{$\scriptstyle\sim$}}{X}}\vphantom{X}}- \operatorname{E}\mathord{\smash[b]{\underset{\raise.3ex\hbox{$\scriptstyle\sim$}}{X}}\vphantom{X}}\right)\mathclose{}}^{\top}\right]\mathclose{}
     \end{aligned}
-    $$</w:t>
-      </w:r>
+    $$</w:delText>
+        </w:r>
+      </w:del>
     </w:p>
-    <w:bookmarkEnd w:id="82"/>
-    <w:bookmarkStart w:id="83" w:name="thm-vcov-elements"/>
     <w:p>
       <w:pPr>
         <w:pStyle w:val="FirstParagraph"/>
       </w:pPr>
-      <w:r>
-        <w:rPr>
-          <w:b/>
-          <w:bCs/>
-        </w:rPr>
-        <w:t xml:space="preserve">Theorem 10 (Elements of the variance-covariance matrix are pairwise covariances)</w:t>
-      </w:r>
-      <w:r>
-        <w:t xml:space="preserve"> </w:t>
-      </w:r>
-      <w:r>
-        <w:t xml:space="preserve">For a</w:t>
-      </w:r>
-      <w:r>
-        <w:t xml:space="preserve"> </w:t>
-      </w:r>
+      <w:del w:id="4" w:author="PR Preview" w:date="2026-01-01T00:00:00Z">
+        <w:r>
+          <w:rPr>
+            <w:b/>
+            <w:bCs/>
+          </w:rPr>
+          <w:delText xml:space="preserve">Theorem 10 (Elements of the variance-covariance matrix are pairwise covariances)</w:delText>
+        </w:r>
+      </w:del>
+      <w:del w:id="5" w:author="PR Preview" w:date="2026-01-01T00:00:00Z">
+        <w:r>
+          <w:delText xml:space="preserve"> </w:delText>
+        </w:r>
+      </w:del>
+      <w:del w:id="6" w:author="PR Preview" w:date="2026-01-01T00:00:00Z">
+        <w:r>
+          <w:delText xml:space="preserve">For a</w:delText>
+        </w:r>
+      </w:del>
+      <w:del w:id="7" w:author="PR Preview" w:date="2026-01-01T00:00:00Z">
+        <w:r>
+          <w:delText xml:space="preserve"> </w:delText>
+        </w:r>
+      </w:del>
       <m:oMath>
         <m:r>
           <m:t>p</m:t>
@@ -33650,30 +33658,46 @@
           <m:t>1</m:t>
         </m:r>
       </m:oMath>
-      <w:r>
-        <w:t xml:space="preserve"> </w:t>
-      </w:r>
-      <w:r>
-        <w:t xml:space="preserve">random vector</w:t>
-      </w:r>
-      <w:r>
-        <w:t xml:space="preserve"> </w:t>
-      </w:r>
-      <w:r>
-        <w:t xml:space="preserve">$\mathord{\smash[b]{\underset{\raise.3ex\hbox{$\scriptstyle\sim$}}{X}}\vphantom{X}}= {(X_1, \ldots, X_p)}^{\top}$</w:t>
-      </w:r>
-      <w:r>
-        <w:t xml:space="preserve">,</w:t>
-      </w:r>
-      <w:r>
-        <w:t xml:space="preserve"> </w:t>
-      </w:r>
-      <w:r>
-        <w:t xml:space="preserve">the</w:t>
-      </w:r>
-      <w:r>
-        <w:t xml:space="preserve"> </w:t>
-      </w:r>
+      <w:del w:id="8" w:author="PR Preview" w:date="2026-01-01T00:00:00Z">
+        <w:r>
+          <w:delText xml:space="preserve"> </w:delText>
+        </w:r>
+      </w:del>
+      <w:del w:id="9" w:author="PR Preview" w:date="2026-01-01T00:00:00Z">
+        <w:r>
+          <w:delText xml:space="preserve">random vector</w:delText>
+        </w:r>
+      </w:del>
+      <w:del w:id="10" w:author="PR Preview" w:date="2026-01-01T00:00:00Z">
+        <w:r>
+          <w:delText xml:space="preserve"> </w:delText>
+        </w:r>
+      </w:del>
+      <w:del w:id="11" w:author="PR Preview" w:date="2026-01-01T00:00:00Z">
+        <w:r>
+          <w:delText xml:space="preserve">$\mathord{\smash[b]{\underset{\raise.3ex\hbox{$\scriptstyle\sim$}}{X}}\vphantom{X}}= {(X_1, \ldots, X_p)}^{\top}$</w:delText>
+        </w:r>
+      </w:del>
+      <w:del w:id="12" w:author="PR Preview" w:date="2026-01-01T00:00:00Z">
+        <w:r>
+          <w:delText xml:space="preserve">,</w:delText>
+        </w:r>
+      </w:del>
+      <w:del w:id="13" w:author="PR Preview" w:date="2026-01-01T00:00:00Z">
+        <w:r>
+          <w:delText xml:space="preserve"> </w:delText>
+        </w:r>
+      </w:del>
+      <w:del w:id="14" w:author="PR Preview" w:date="2026-01-01T00:00:00Z">
+        <w:r>
+          <w:delText xml:space="preserve">the</w:delText>
+        </w:r>
+      </w:del>
+      <w:del w:id="15" w:author="PR Preview" w:date="2026-01-01T00:00:00Z">
+        <w:r>
+          <w:delText xml:space="preserve"> </w:delText>
+        </w:r>
+      </w:del>
       <m:oMath>
         <m:r>
           <m:rPr>
@@ -33700,24 +33724,36 @@
           <m:t>)</m:t>
         </m:r>
       </m:oMath>
-      <w:r>
-        <w:t xml:space="preserve">-th element of</w:t>
-      </w:r>
-      <w:r>
-        <w:t xml:space="preserve"> </w:t>
-      </w:r>
-      <w:r>
-        <w:t xml:space="preserve">$\operatorname{Var}\mathopen{}\left(\mathord{\smash[b]{\underset{\raise.3ex\hbox{$\scriptstyle\sim$}}{X}}\vphantom{X}}\right)\mathclose{}$</w:t>
-      </w:r>
-      <w:r>
-        <w:t xml:space="preserve"> </w:t>
-      </w:r>
-      <w:r>
-        <w:t xml:space="preserve">is</w:t>
-      </w:r>
-      <w:r>
-        <w:t xml:space="preserve"> </w:t>
-      </w:r>
+      <w:del w:id="16" w:author="PR Preview" w:date="2026-01-01T00:00:00Z">
+        <w:r>
+          <w:delText xml:space="preserve">-th element of</w:delText>
+        </w:r>
+      </w:del>
+      <w:del w:id="17" w:author="PR Preview" w:date="2026-01-01T00:00:00Z">
+        <w:r>
+          <w:delText xml:space="preserve"> </w:delText>
+        </w:r>
+      </w:del>
+      <w:del w:id="18" w:author="PR Preview" w:date="2026-01-01T00:00:00Z">
+        <w:r>
+          <w:delText xml:space="preserve">$\operatorname{Var}\mathopen{}\left(\mathord{\smash[b]{\underset{\raise.3ex\hbox{$\scriptstyle\sim$}}{X}}\vphantom{X}}\right)\mathclose{}$</w:delText>
+        </w:r>
+      </w:del>
+      <w:del w:id="19" w:author="PR Preview" w:date="2026-01-01T00:00:00Z">
+        <w:r>
+          <w:delText xml:space="preserve"> </w:delText>
+        </w:r>
+      </w:del>
+      <w:del w:id="20" w:author="PR Preview" w:date="2026-01-01T00:00:00Z">
+        <w:r>
+          <w:delText xml:space="preserve">is</w:delText>
+        </w:r>
+      </w:del>
+      <w:del w:id="21" w:author="PR Preview" w:date="2026-01-01T00:00:00Z">
+        <w:r>
+          <w:delText xml:space="preserve"> </w:delText>
+        </w:r>
+      </w:del>
       <m:oMath>
         <m:r>
           <m:rPr>
@@ -33772,16 +33808,19 @@
           <m:t>​</m:t>
         </m:r>
       </m:oMath>
-      <w:r>
-        <w:t xml:space="preserve">:</w:t>
-      </w:r>
+      <w:del w:id="22" w:author="PR Preview" w:date="2026-01-01T00:00:00Z">
+        <w:r>
+          <w:delText xml:space="preserve">:</w:delText>
+        </w:r>
+      </w:del>
     </w:p>
     <w:p>
       <w:pPr>
         <w:pStyle w:val="BodyText"/>
       </w:pPr>
-      <w:r>
-        <w:t xml:space="preserve">$$
+      <w:del w:id="23" w:author="PR Preview" w:date="2026-01-01T00:00:00Z">
+        <w:r>
+          <w:delText xml:space="preserve">$$
     \operatorname{Var}\mathopen{}\left(\mathord{\smash[b]{\underset{\raise.3ex\hbox{$\scriptstyle\sim$}}{X}}\vphantom{X}}\right)\mathclose{}=
     \begin{pmatrix}
     \operatorname{Var}\mathopen{}\left(X_1\right)\mathclose{}      &amp; \operatorname{Cov}\mathopen{}\left(X_1, X_2\right)\mathclose{} &amp; \cdots &amp; \operatorname{Cov}\mathopen{}\left(X_1, X_p\right)\mathclose{} \\
@@ -33789,8 +33828,244 @@
     \vdots          &amp; \vdots          &amp; \ddots &amp; \vdots           \\
     \operatorname{Cov}\mathopen{}\left(X_p, X_1\right)\mathclose{} &amp; \operatorname{Cov}\mathopen{}\left(X_p, X_2\right)\mathclose{} &amp; \cdots &amp; \operatorname{Var}\mathopen{}\left(X_p\right)\mathclose{}
     \end{pmatrix}
+    $$</w:delText>
+        </w:r>
+      </w:del>
+    </w:p>
+    <w:p>
+      <w:pPr>
+        <w:pStyle w:val="BodyText"/>
+      </w:pPr>
+      <w:ins w:id="24" w:author="PR Preview" w:date="2026-01-01T00:00:00Z">
+        <w:r>
+          <w:t xml:space="preserve">$$
+    \begin{aligned}
+    {\operatorname{Var}\mathopen{}\left(\mathord{\smash[b]{\underset{\raise.3ex\hbox{$\scriptstyle\sim$}}{X}}\vphantom{X}}\right)\mathclose{}}
+    &amp;\stackrel{\text{def}}{=}{\operatorname{Cov}\mathopen{}\left(\mathord{\smash[b]{\underset{\raise.3ex\hbox{$\scriptstyle\sim$}}{X}}\vphantom{X}}\right)\mathclose{}}
+    \\
+    &amp;\stackrel{\text{def}}{=}{\operatorname{E}\mathopen{}\left[\mathopen{}\left(\mathord{\smash[b]{\underset{\raise.3ex\hbox{$\scriptstyle\sim$}}{X}}\vphantom{X}}- \operatorname{E}\mathord{\smash[b]{\underset{\raise.3ex\hbox{$\scriptstyle\sim$}}{X}}\vphantom{X}}\right)\mathclose{} {\mathopen{}\left(\mathord{\smash[b]{\underset{\raise.3ex\hbox{$\scriptstyle\sim$}}{X}}\vphantom{X}}- \operatorname{E}\mathord{\smash[b]{\underset{\raise.3ex\hbox{$\scriptstyle\sim$}}{X}}\vphantom{X}}\right)\mathclose{}}^{\top}\right]\mathclose{}}
+    \end{aligned}
     $$</w:t>
-      </w:r>
+        </w:r>
+      </w:ins>
+    </w:p>
+    <w:bookmarkEnd w:id="82"/>
+    <w:bookmarkStart w:id="83" w:name="thm-vcov-elements"/>
+    <w:p>
+      <w:pPr>
+        <w:pStyle w:val="FirstParagraph"/>
+      </w:pPr>
+      <w:ins w:id="25" w:author="PR Preview" w:date="2026-01-01T00:00:00Z">
+        <w:r>
+          <w:rPr>
+            <w:b/>
+            <w:bCs/>
+          </w:rPr>
+          <w:t xml:space="preserve">Theorem 10 (Elements of the variance-covariance matrix are pairwise covariances)</w:t>
+        </w:r>
+      </w:ins>
+      <w:ins w:id="26" w:author="PR Preview" w:date="2026-01-01T00:00:00Z">
+        <w:r>
+          <w:t xml:space="preserve"> </w:t>
+        </w:r>
+      </w:ins>
+      <w:ins w:id="27" w:author="PR Preview" w:date="2026-01-01T00:00:00Z">
+        <w:r>
+          <w:t xml:space="preserve">For a</w:t>
+        </w:r>
+      </w:ins>
+      <w:ins w:id="28" w:author="PR Preview" w:date="2026-01-01T00:00:00Z">
+        <w:r>
+          <w:t xml:space="preserve"> </w:t>
+        </w:r>
+      </w:ins>
+      <m:oMath>
+        <m:r>
+          <m:t>p</m:t>
+        </m:r>
+        <m:r>
+          <m:rPr>
+            <m:sty m:val="p"/>
+          </m:rPr>
+          <m:t>×</m:t>
+        </m:r>
+        <m:r>
+          <m:t>1</m:t>
+        </m:r>
+      </m:oMath>
+      <w:ins w:id="29" w:author="PR Preview" w:date="2026-01-01T00:00:00Z">
+        <w:r>
+          <w:t xml:space="preserve"> </w:t>
+        </w:r>
+      </w:ins>
+      <w:ins w:id="30" w:author="PR Preview" w:date="2026-01-01T00:00:00Z">
+        <w:r>
+          <w:t xml:space="preserve">random vector</w:t>
+        </w:r>
+      </w:ins>
+      <w:ins w:id="31" w:author="PR Preview" w:date="2026-01-01T00:00:00Z">
+        <w:r>
+          <w:t xml:space="preserve"> </w:t>
+        </w:r>
+      </w:ins>
+      <w:ins w:id="32" w:author="PR Preview" w:date="2026-01-01T00:00:00Z">
+        <w:r>
+          <w:t xml:space="preserve">$\mathord{\smash[b]{\underset{\raise.3ex\hbox{$\scriptstyle\sim$}}{X}}\vphantom{X}}= {(X_1, \ldots, X_p)}^{\top}$</w:t>
+        </w:r>
+      </w:ins>
+      <w:ins w:id="33" w:author="PR Preview" w:date="2026-01-01T00:00:00Z">
+        <w:r>
+          <w:t xml:space="preserve">,</w:t>
+        </w:r>
+      </w:ins>
+      <w:ins w:id="34" w:author="PR Preview" w:date="2026-01-01T00:00:00Z">
+        <w:r>
+          <w:t xml:space="preserve"> </w:t>
+        </w:r>
+      </w:ins>
+      <w:ins w:id="35" w:author="PR Preview" w:date="2026-01-01T00:00:00Z">
+        <w:r>
+          <w:t xml:space="preserve">the</w:t>
+        </w:r>
+      </w:ins>
+      <w:ins w:id="36" w:author="PR Preview" w:date="2026-01-01T00:00:00Z">
+        <w:r>
+          <w:t xml:space="preserve"> </w:t>
+        </w:r>
+      </w:ins>
+      <m:oMath>
+        <m:r>
+          <m:rPr>
+            <m:sty m:val="p"/>
+          </m:rPr>
+          <m:t>(</m:t>
+        </m:r>
+        <m:r>
+          <m:t>i</m:t>
+        </m:r>
+        <m:r>
+          <m:rPr>
+            <m:sty m:val="p"/>
+          </m:rPr>
+          <m:t>,</m:t>
+        </m:r>
+        <m:r>
+          <m:t>j</m:t>
+        </m:r>
+        <m:r>
+          <m:rPr>
+            <m:sty m:val="p"/>
+          </m:rPr>
+          <m:t>)</m:t>
+        </m:r>
+      </m:oMath>
+      <w:ins w:id="37" w:author="PR Preview" w:date="2026-01-01T00:00:00Z">
+        <w:r>
+          <w:t xml:space="preserve">-th element of</w:t>
+        </w:r>
+      </w:ins>
+      <w:ins w:id="38" w:author="PR Preview" w:date="2026-01-01T00:00:00Z">
+        <w:r>
+          <w:t xml:space="preserve"> </w:t>
+        </w:r>
+      </w:ins>
+      <w:ins w:id="39" w:author="PR Preview" w:date="2026-01-01T00:00:00Z">
+        <w:r>
+          <w:t xml:space="preserve">${\operatorname{Var}\mathopen{}\left(\mathord{\smash[b]{\underset{\raise.3ex\hbox{$\scriptstyle\sim$}}{X}}\vphantom{X}}\right)\mathclose{}}$</w:t>
+        </w:r>
+      </w:ins>
+      <w:ins w:id="40" w:author="PR Preview" w:date="2026-01-01T00:00:00Z">
+        <w:r>
+          <w:t xml:space="preserve"> </w:t>
+        </w:r>
+      </w:ins>
+      <w:ins w:id="41" w:author="PR Preview" w:date="2026-01-01T00:00:00Z">
+        <w:r>
+          <w:t xml:space="preserve">is</w:t>
+        </w:r>
+      </w:ins>
+      <w:ins w:id="42" w:author="PR Preview" w:date="2026-01-01T00:00:00Z">
+        <w:r>
+          <w:t xml:space="preserve"> </w:t>
+        </w:r>
+      </w:ins>
+      <m:oMath>
+        <m:r>
+          <m:rPr>
+            <m:sty m:val="p"/>
+          </m:rPr>
+          <m:t>Cov</m:t>
+        </m:r>
+        <m:r>
+          <m:t>​</m:t>
+        </m:r>
+        <m:d>
+          <m:dPr>
+            <m:begChr m:val="("/>
+            <m:sepChr m:val=""/>
+            <m:endChr m:val=")"/>
+            <m:grow/>
+          </m:dPr>
+          <m:e>
+            <m:sSub>
+              <m:e>
+                <m:r>
+                  <m:t>X</m:t>
+                </m:r>
+              </m:e>
+              <m:sub>
+                <m:r>
+                  <m:t>i</m:t>
+                </m:r>
+              </m:sub>
+            </m:sSub>
+            <m:r>
+              <m:rPr>
+                <m:sty m:val="p"/>
+              </m:rPr>
+              <m:t>,</m:t>
+            </m:r>
+            <m:sSub>
+              <m:e>
+                <m:r>
+                  <m:t>X</m:t>
+                </m:r>
+              </m:e>
+              <m:sub>
+                <m:r>
+                  <m:t>j</m:t>
+                </m:r>
+              </m:sub>
+            </m:sSub>
+          </m:e>
+        </m:d>
+        <m:r>
+          <m:t>​</m:t>
+        </m:r>
+      </m:oMath>
+      <w:ins w:id="43" w:author="PR Preview" w:date="2026-01-01T00:00:00Z">
+        <w:r>
+          <w:t xml:space="preserve">:</w:t>
+        </w:r>
+      </w:ins>
+    </w:p>
+    <w:p>
+      <w:pPr>
+        <w:pStyle w:val="BodyText"/>
+      </w:pPr>
+      <w:ins w:id="44" w:author="PR Preview" w:date="2026-01-01T00:00:00Z">
+        <w:r>
+          <w:t xml:space="preserve">$$
+    {\operatorname{Var}\mathopen{}\left(\mathord{\smash[b]{\underset{\raise.3ex\hbox{$\scriptstyle\sim$}}{X}}\vphantom{X}}\right)\mathclose{}}=
+    \begin{pmatrix}
+    {\operatorname{Var}\mathopen{}\left(X_1\right)\mathclose{}}      &amp; {\operatorname{Cov}\mathopen{}\left(X_1, X_2\right)\mathclose{}} &amp; \cdots &amp; {\operatorname{Cov}\mathopen{}\left(X_1, X_p\right)\mathclose{}} \\
+    {\operatorname{Cov}\mathopen{}\left(X_2, X_1\right)\mathclose{}} &amp; {\operatorname{Var}\mathopen{}\left(X_2\right)\mathclose{}}      &amp; \cdots &amp; {\operatorname{Cov}\mathopen{}\left(X_2, X_p\right)\mathclose{}} \\
+    \vdots          &amp; \vdots          &amp; \ddots &amp; \vdots           \\
+    {\operatorname{Cov}\mathopen{}\left(X_p, X_1\right)\mathclose{}} &amp; {\operatorname{Cov}\mathopen{}\left(X_p, X_2\right)\mathclose{}} &amp; \cdots &amp; {\operatorname{Var}\mathopen{}\left(X_p\right)\mathclose{}}
+    \end{pmatrix}
+    $$</w:t>
+        </w:r>
+      </w:ins>
     </w:p>
     <w:bookmarkEnd w:id="83"/>
     <w:p>
@@ -33954,8 +34229,9 @@
       <w:pPr>
         <w:pStyle w:val="BodyText"/>
       </w:pPr>
-      <w:r>
-        <w:t xml:space="preserve">$$
+      <w:del w:id="45" w:author="PR Preview" w:date="2026-01-01T00:00:00Z">
+        <w:r>
+          <w:delText xml:space="preserve">$$
     \begin{aligned}
     \operatorname{Var}\mathopen{}\left(\mathord{\smash[b]{\underset{\raise.3ex\hbox{$\scriptstyle\sim$}}{X}}\vphantom{X}}\right)\mathclose{}
     &amp;= \operatorname{E}\mathopen{}\left[
@@ -33997,8 +34273,61 @@
         \operatorname{Cov}\mathopen{}\left(X_p, X_1\right)\mathclose{} &amp; \cdots &amp; \operatorname{Var}\mathopen{}\left(X_p\right)\mathclose{}
       \end{pmatrix}
     \end{aligned}
+    $$</w:delText>
+        </w:r>
+      </w:del>
+    </w:p>
+    <w:p>
+      <w:pPr>
+        <w:pStyle w:val="BodyText"/>
+      </w:pPr>
+      <w:ins w:id="46" w:author="PR Preview" w:date="2026-01-01T00:00:00Z">
+        <w:r>
+          <w:t xml:space="preserve">$$
+    \begin{aligned}
+    {\operatorname{Var}\mathopen{}\left(\mathord{\smash[b]{\underset{\raise.3ex\hbox{$\scriptstyle\sim$}}{X}}\vphantom{X}}\right)\mathclose{}}
+    &amp;= {\operatorname{E}\mathopen{}\left[
+      \mathopen{}\left(\mathord{\smash[b]{\underset{\raise.3ex\hbox{$\scriptstyle\sim$}}{X}}\vphantom{X}}- \operatorname{E}\mathord{\smash[b]{\underset{\raise.3ex\hbox{$\scriptstyle\sim$}}{X}}\vphantom{X}}\right)\mathclose{}
+      {\mathopen{}\left(\mathord{\smash[b]{\underset{\raise.3ex\hbox{$\scriptstyle\sim$}}{X}}\vphantom{X}}- \operatorname{E}\mathord{\smash[b]{\underset{\raise.3ex\hbox{$\scriptstyle\sim$}}{X}}\vphantom{X}}\right)\mathclose{}}^{\top}
+    \right]\mathclose{}}
+    \\
+    &amp;= {\operatorname{E}\mathopen{}\left[
+      \begin{pmatrix}X_1 - \mu_1 \\ \vdots \\ X_p - \mu_p\end{pmatrix}
+      \begin{pmatrix}X_1 - \mu_1 &amp; \cdots &amp; X_p - \mu_p\end{pmatrix}
+    \right]\mathclose{}}
+    \\
+    &amp;= {\operatorname{E}\mathopen{}\left[
+      \begin{pmatrix}
+        (X_1 - \mu_1)(X_1 - \mu_1) &amp; \cdots &amp; (X_1 - \mu_1)(X_p - \mu_p) \\
+        \vdots                      &amp; \ddots &amp; \vdots                      \\
+        (X_p - \mu_p)(X_1 - \mu_1) &amp; \cdots &amp; (X_p - \mu_p)(X_p - \mu_p)
+      \end{pmatrix}
+    \right]\mathclose{}}
+    \\
+    &amp;=
+      \begin{pmatrix}
+        {\operatorname{E}\mathopen{}\left[(X_1 - \mu_1)(X_1 - \mu_1)\right]\mathclose{}} &amp; \cdots &amp; {\operatorname{E}\mathopen{}\left[(X_1 - \mu_1)(X_p - \mu_p)\right]\mathclose{}} \\
+        \vdots                             &amp; \ddots &amp; \vdots                             \\
+        {\operatorname{E}\mathopen{}\left[(X_p - \mu_p)(X_1 - \mu_1)\right]\mathclose{}} &amp; \cdots &amp; {\operatorname{E}\mathopen{}\left[(X_p - \mu_p)(X_p - \mu_p)\right]\mathclose{}}
+      \end{pmatrix}
+    \\
+    &amp;=
+      \begin{pmatrix}
+        {\operatorname{Cov}\mathopen{}\left(X_1, X_1\right)\mathclose{}} &amp; \cdots &amp; {\operatorname{Cov}\mathopen{}\left(X_1, X_p\right)\mathclose{}} \\
+        \vdots          &amp; \ddots &amp; \vdots           \\
+        {\operatorname{Cov}\mathopen{}\left(X_p, X_1\right)\mathclose{}} &amp; \cdots &amp; {\operatorname{Cov}\mathopen{}\left(X_p, X_p\right)\mathclose{}}
+      \end{pmatrix}
+    \\
+    &amp;=
+      \begin{pmatrix}
+        {\operatorname{Var}\mathopen{}\left(X_1\right)\mathclose{}}      &amp; \cdots &amp; {\operatorname{Cov}\mathopen{}\left(X_1, X_p\right)\mathclose{}} \\
+        \vdots          &amp; \ddots &amp; \vdots           \\
+        {\operatorname{Cov}\mathopen{}\left(X_p, X_1\right)\mathclose{}} &amp; \cdots &amp; {\operatorname{Var}\mathopen{}\left(X_p\right)\mathclose{}}
+      \end{pmatrix}
+    \end{aligned}
     $$</w:t>
-      </w:r>
+        </w:r>
+      </w:ins>
     </w:p>
     <w:p>
       <w:pPr>
@@ -34103,14 +34432,31 @@
       <w:pPr>
         <w:pStyle w:val="BodyText"/>
       </w:pPr>
-      <w:r>
-        <w:t xml:space="preserve">$$
+      <w:del w:id="47" w:author="PR Preview" w:date="2026-01-01T00:00:00Z">
+        <w:r>
+          <w:delText xml:space="preserve">$$
     \begin{aligned}
     \operatorname{Var}\mathopen{}\left(\mathord{\smash[b]{\underset{\raise.3ex\hbox{$\scriptstyle\sim$}}{X}}\vphantom{X}}\right)\mathclose{}
     &amp;= \operatorname{E}\mathopen{}\left[\mathord{\smash[b]{\underset{\raise.3ex\hbox{$\scriptstyle\sim$}}{X}}\vphantom{X}}{\mathord{\smash[b]{\underset{\raise.3ex\hbox{$\scriptstyle\sim$}}{X}}\vphantom{X}}}^{\top}\right]\mathclose{} - \mathopen{}\left(\operatorname{E}\mathord{\smash[b]{\underset{\raise.3ex\hbox{$\scriptstyle\sim$}}{X}}\vphantom{X}}\right)\mathclose{} {\mathopen{}\left(\operatorname{E}\mathord{\smash[b]{\underset{\raise.3ex\hbox{$\scriptstyle\sim$}}{X}}\vphantom{X}}\right)\mathclose{}}^{\top}
     \end{aligned}
+    $$</w:delText>
+        </w:r>
+      </w:del>
+    </w:p>
+    <w:p>
+      <w:pPr>
+        <w:pStyle w:val="BodyText"/>
+      </w:pPr>
+      <w:ins w:id="48" w:author="PR Preview" w:date="2026-01-01T00:00:00Z">
+        <w:r>
+          <w:t xml:space="preserve">$$
+    \begin{aligned}
+    {\operatorname{Var}\mathopen{}\left(\mathord{\smash[b]{\underset{\raise.3ex\hbox{$\scriptstyle\sim$}}{X}}\vphantom{X}}\right)\mathclose{}}
+    &amp;= {\operatorname{E}\mathopen{}\left[\mathord{\smash[b]{\underset{\raise.3ex\hbox{$\scriptstyle\sim$}}{X}}\vphantom{X}}{\mathord{\smash[b]{\underset{\raise.3ex\hbox{$\scriptstyle\sim$}}{X}}\vphantom{X}}}^{\top}\right]\mathclose{}} - \mathopen{}\left(\operatorname{E}\mathord{\smash[b]{\underset{\raise.3ex\hbox{$\scriptstyle\sim$}}{X}}\vphantom{X}}\right)\mathclose{} {\mathopen{}\left(\operatorname{E}\mathord{\smash[b]{\underset{\raise.3ex\hbox{$\scriptstyle\sim$}}{X}}\vphantom{X}}\right)\mathclose{}}^{\top}
+    \end{aligned}
     $$</w:t>
-      </w:r>
+        </w:r>
+      </w:ins>
     </w:p>
     <w:bookmarkEnd w:id="85"/>
     <w:p>
@@ -34132,8 +34478,9 @@
       <w:pPr>
         <w:pStyle w:val="BodyText"/>
       </w:pPr>
-      <w:r>
-        <w:t xml:space="preserve">$$
+      <w:del w:id="49" w:author="PR Preview" w:date="2026-01-01T00:00:00Z">
+        <w:r>
+          <w:delText xml:space="preserve">$$
     \begin{aligned}
     \operatorname{Var}\mathopen{}\left(\mathord{\smash[b]{\underset{\raise.3ex\hbox{$\scriptstyle\sim$}}{X}}\vphantom{X}}\right)\mathclose{}
     &amp;= \operatorname{E}\mathopen{}\left[
@@ -34160,8 +34507,46 @@
       - \mathopen{}\left(\operatorname{E}\mathord{\smash[b]{\underset{\raise.3ex\hbox{$\scriptstyle\sim$}}{X}}\vphantom{X}}\right)\mathclose{} {\mathopen{}\left(\operatorname{E}\mathord{\smash[b]{\underset{\raise.3ex\hbox{$\scriptstyle\sim$}}{X}}\vphantom{X}}\right)\mathclose{}}^{\top}
     &amp;&amp; \text{(combine like terms)}
     \end{aligned}
+    $$</w:delText>
+        </w:r>
+      </w:del>
+    </w:p>
+    <w:p>
+      <w:pPr>
+        <w:pStyle w:val="BodyText"/>
+      </w:pPr>
+      <w:ins w:id="50" w:author="PR Preview" w:date="2026-01-01T00:00:00Z">
+        <w:r>
+          <w:t xml:space="preserve">$$
+    \begin{aligned}
+    {\operatorname{Var}\mathopen{}\left(\mathord{\smash[b]{\underset{\raise.3ex\hbox{$\scriptstyle\sim$}}{X}}\vphantom{X}}\right)\mathclose{}}
+    &amp;= {\operatorname{E}\mathopen{}\left[
+        \mathopen{}\left(\mathord{\smash[b]{\underset{\raise.3ex\hbox{$\scriptstyle\sim$}}{X}}\vphantom{X}}- \operatorname{E}\mathord{\smash[b]{\underset{\raise.3ex\hbox{$\scriptstyle\sim$}}{X}}\vphantom{X}}\right)\mathclose{}
+        {\mathopen{}\left(\mathord{\smash[b]{\underset{\raise.3ex\hbox{$\scriptstyle\sim$}}{X}}\vphantom{X}}- \operatorname{E}\mathord{\smash[b]{\underset{\raise.3ex\hbox{$\scriptstyle\sim$}}{X}}\vphantom{X}}\right)\mathclose{}}^{\top}
+      \right]\mathclose{}}
+    &amp;&amp; \text{(definition)}
+    \\
+    &amp;= {\operatorname{E}\mathopen{}\left[
+        \mathord{\smash[b]{\underset{\raise.3ex\hbox{$\scriptstyle\sim$}}{X}}\vphantom{X}}{\mathord{\smash[b]{\underset{\raise.3ex\hbox{$\scriptstyle\sim$}}{X}}\vphantom{X}}}^{\top}
+        - \mathord{\smash[b]{\underset{\raise.3ex\hbox{$\scriptstyle\sim$}}{X}}\vphantom{X}}{\mathopen{}\left(\operatorname{E}\mathord{\smash[b]{\underset{\raise.3ex\hbox{$\scriptstyle\sim$}}{X}}\vphantom{X}}\right)\mathclose{}}^{\top}
+        - \mathopen{}\left(\operatorname{E}\mathord{\smash[b]{\underset{\raise.3ex\hbox{$\scriptstyle\sim$}}{X}}\vphantom{X}}\right)\mathclose{} {\mathord{\smash[b]{\underset{\raise.3ex\hbox{$\scriptstyle\sim$}}{X}}\vphantom{X}}}^{\top}
+        + \mathopen{}\left(\operatorname{E}\mathord{\smash[b]{\underset{\raise.3ex\hbox{$\scriptstyle\sim$}}{X}}\vphantom{X}}\right)\mathclose{} {\mathopen{}\left(\operatorname{E}\mathord{\smash[b]{\underset{\raise.3ex\hbox{$\scriptstyle\sim$}}{X}}\vphantom{X}}\right)\mathclose{}}^{\top}
+      \right]\mathclose{}}
+    &amp;&amp; \text{(expand the product)}
+    \\
+    &amp;= {\operatorname{E}\mathopen{}\left[\mathord{\smash[b]{\underset{\raise.3ex\hbox{$\scriptstyle\sim$}}{X}}\vphantom{X}}{\mathord{\smash[b]{\underset{\raise.3ex\hbox{$\scriptstyle\sim$}}{X}}\vphantom{X}}}^{\top}\right]\mathclose{}}
+      - \mathopen{}\left(\operatorname{E}\mathord{\smash[b]{\underset{\raise.3ex\hbox{$\scriptstyle\sim$}}{X}}\vphantom{X}}\right)\mathclose{} {\mathopen{}\left(\operatorname{E}\mathord{\smash[b]{\underset{\raise.3ex\hbox{$\scriptstyle\sim$}}{X}}\vphantom{X}}\right)\mathclose{}}^{\top}
+      - \mathopen{}\left(\operatorname{E}\mathord{\smash[b]{\underset{\raise.3ex\hbox{$\scriptstyle\sim$}}{X}}\vphantom{X}}\right)\mathclose{} {\mathopen{}\left(\operatorname{E}\mathord{\smash[b]{\underset{\raise.3ex\hbox{$\scriptstyle\sim$}}{X}}\vphantom{X}}\right)\mathclose{}}^{\top}
+      + \mathopen{}\left(\operatorname{E}\mathord{\smash[b]{\underset{\raise.3ex\hbox{$\scriptstyle\sim$}}{X}}\vphantom{X}}\right)\mathclose{} {\mathopen{}\left(\operatorname{E}\mathord{\smash[b]{\underset{\raise.3ex\hbox{$\scriptstyle\sim$}}{X}}\vphantom{X}}\right)\mathclose{}}^{\top}
+    &amp;&amp; \text{(linearity, element-wise; } \operatorname{E}\mathord{\smash[b]{\underset{\raise.3ex\hbox{$\scriptstyle\sim$}}{X}}\vphantom{X}}\text{ is constant)}
+    \\
+    &amp;= {\operatorname{E}\mathopen{}\left[\mathord{\smash[b]{\underset{\raise.3ex\hbox{$\scriptstyle\sim$}}{X}}\vphantom{X}}{\mathord{\smash[b]{\underset{\raise.3ex\hbox{$\scriptstyle\sim$}}{X}}\vphantom{X}}}^{\top}\right]\mathclose{}}
+      - \mathopen{}\left(\operatorname{E}\mathord{\smash[b]{\underset{\raise.3ex\hbox{$\scriptstyle\sim$}}{X}}\vphantom{X}}\right)\mathclose{} {\mathopen{}\left(\operatorname{E}\mathord{\smash[b]{\underset{\raise.3ex\hbox{$\scriptstyle\sim$}}{X}}\vphantom{X}}\right)\mathclose{}}^{\top}
+    &amp;&amp; \text{(combine like terms)}
+    \end{aligned}
     $$</w:t>
-      </w:r>
+        </w:r>
+      </w:ins>
     </w:p>
     <w:bookmarkStart w:id="86" w:name="thm-var-lincom"/>
     <w:p>
@@ -34213,16 +34598,35 @@
       <w:pPr>
         <w:pStyle w:val="BodyText"/>
       </w:pPr>
-      <w:r>
-        <w:t xml:space="preserve">$$
+      <w:del w:id="51" w:author="PR Preview" w:date="2026-01-01T00:00:00Z">
+        <w:r>
+          <w:delText xml:space="preserve">$$
     \begin{aligned}
     \operatorname{Var}\mathopen{}\left(\mathord{\smash[b]{\underset{\raise.3ex\hbox{$\scriptstyle\sim$}}{a}}\vphantom{a}}\cdot \mathord{\smash[b]{\underset{\raise.3ex\hbox{$\scriptstyle\sim$}}{X}}\vphantom{X}}\right)\mathclose{}
     &amp;= \operatorname{Var}\mathopen{}\left(\sum_{i=1}^na_i X_i\right)\mathclose{}
     \\ &amp;= {\mathord{\smash[b]{\underset{\raise.3ex\hbox{$\scriptstyle\sim$}}{a}}\vphantom{a}}}^{\top} \operatorname{Var}\mathopen{}\left(\mathord{\smash[b]{\underset{\raise.3ex\hbox{$\scriptstyle\sim$}}{X}}\vphantom{X}}\right)\mathclose{} \mathord{\smash[b]{\underset{\raise.3ex\hbox{$\scriptstyle\sim$}}{a}}\vphantom{a}}
     \\ &amp;= \sum_{i=1}^n\sum_{j=1}^n a_i a_j \operatorname{Cov}\mathopen{}\left(X_i,X_j\right)\mathclose{}
     \end{aligned}
+    $$</w:delText>
+        </w:r>
+      </w:del>
+    </w:p>
+    <w:p>
+      <w:pPr>
+        <w:pStyle w:val="BodyText"/>
+      </w:pPr>
+      <w:ins w:id="52" w:author="PR Preview" w:date="2026-01-01T00:00:00Z">
+        <w:r>
+          <w:t xml:space="preserve">$$
+    \begin{aligned}
+    {\operatorname{Var}\mathopen{}\left(\mathord{\smash[b]{\underset{\raise.3ex\hbox{$\scriptstyle\sim$}}{a}}\vphantom{a}}\cdot \mathord{\smash[b]{\underset{\raise.3ex\hbox{$\scriptstyle\sim$}}{X}}\vphantom{X}}\right)\mathclose{}}
+    &amp;= {\operatorname{Var}\mathopen{}\left(\sum_{i=1}^na_i X_i\right)\mathclose{}}
+    \\ &amp;= {\mathord{\smash[b]{\underset{\raise.3ex\hbox{$\scriptstyle\sim$}}{a}}\vphantom{a}}}^{\top} {\operatorname{Var}\mathopen{}\left(\mathord{\smash[b]{\underset{\raise.3ex\hbox{$\scriptstyle\sim$}}{X}}\vphantom{X}}\right)\mathclose{}} \mathord{\smash[b]{\underset{\raise.3ex\hbox{$\scriptstyle\sim$}}{a}}\vphantom{a}}
+    \\ &amp;= \sum_{i=1}^n\sum_{j=1}^n a_i a_j {\operatorname{Cov}\mathopen{}\left(X_i,X_j\right)\mathclose{}}
+    \end{aligned}
     $$</w:t>
-      </w:r>
+        </w:r>
+      </w:ins>
     </w:p>
     <w:bookmarkEnd w:id="86"/>
     <w:p>
@@ -34313,31 +34717,44 @@
       <w:pPr>
         <w:pStyle w:val="FirstParagraph"/>
       </w:pPr>
-      <w:r>
-        <w:t xml:space="preserve">a scalar.</w:t>
-      </w:r>
-      <w:r>
-        <w:t xml:space="preserve"> </w:t>
-      </w:r>
-      <w:r>
-        <w:t xml:space="preserve">By linearity of expectation,</w:t>
-      </w:r>
-      <w:r>
-        <w:t xml:space="preserve"> </w:t>
-      </w:r>
-      <w:r>
-        <w:t xml:space="preserve">$\operatorname{E}\mathopen{}\left[{\mathord{\smash[b]{\underset{\raise.3ex\hbox{$\scriptstyle\sim$}}{a}}\vphantom{a}}}^{\top}\mathord{\smash[b]{\underset{\raise.3ex\hbox{$\scriptstyle\sim$}}{X}}\vphantom{X}}\right]\mathclose{} = {\mathord{\smash[b]{\underset{\raise.3ex\hbox{$\scriptstyle\sim$}}{a}}\vphantom{a}}}^{\top}\,\operatorname{E}\mathord{\smash[b]{\underset{\raise.3ex\hbox{$\scriptstyle\sim$}}{X}}\vphantom{X}}$</w:t>
-      </w:r>
-      <w:r>
-        <w:t xml:space="preserve">, so:</w:t>
-      </w:r>
+      <w:del w:id="53" w:author="PR Preview" w:date="2026-01-01T00:00:00Z">
+        <w:r>
+          <w:delText xml:space="preserve">a scalar.</w:delText>
+        </w:r>
+      </w:del>
+      <w:del w:id="54" w:author="PR Preview" w:date="2026-01-01T00:00:00Z">
+        <w:r>
+          <w:delText xml:space="preserve"> </w:delText>
+        </w:r>
+      </w:del>
+      <w:del w:id="55" w:author="PR Preview" w:date="2026-01-01T00:00:00Z">
+        <w:r>
+          <w:delText xml:space="preserve">By linearity of expectation,</w:delText>
+        </w:r>
+      </w:del>
+      <w:del w:id="56" w:author="PR Preview" w:date="2026-01-01T00:00:00Z">
+        <w:r>
+          <w:delText xml:space="preserve"> </w:delText>
+        </w:r>
+      </w:del>
+      <w:del w:id="57" w:author="PR Preview" w:date="2026-01-01T00:00:00Z">
+        <w:r>
+          <w:delText xml:space="preserve">$\operatorname{E}\mathopen{}\left[{\mathord{\smash[b]{\underset{\raise.3ex\hbox{$\scriptstyle\sim$}}{a}}\vphantom{a}}}^{\top}\mathord{\smash[b]{\underset{\raise.3ex\hbox{$\scriptstyle\sim$}}{X}}\vphantom{X}}\right]\mathclose{} = {\mathord{\smash[b]{\underset{\raise.3ex\hbox{$\scriptstyle\sim$}}{a}}\vphantom{a}}}^{\top}\,\operatorname{E}\mathord{\smash[b]{\underset{\raise.3ex\hbox{$\scriptstyle\sim$}}{X}}\vphantom{X}}$</w:delText>
+        </w:r>
+      </w:del>
+      <w:del w:id="58" w:author="PR Preview" w:date="2026-01-01T00:00:00Z">
+        <w:r>
+          <w:delText xml:space="preserve">, so:</w:delText>
+        </w:r>
+      </w:del>
     </w:p>
     <w:p>
       <w:pPr>
         <w:pStyle w:val="BodyText"/>
       </w:pPr>
-      <w:r>
-        <w:t xml:space="preserve">$$
+      <w:del w:id="59" w:author="PR Preview" w:date="2026-01-01T00:00:00Z">
+        <w:r>
+          <w:delText xml:space="preserve">$$
     \begin{aligned}
     \operatorname{Var}\mathopen{}\left({\mathord{\smash[b]{\underset{\raise.3ex\hbox{$\scriptstyle\sim$}}{a}}\vphantom{a}}}^{\top}\mathord{\smash[b]{\underset{\raise.3ex\hbox{$\scriptstyle\sim$}}{X}}\vphantom{X}}\right)\mathclose{}
     &amp;= \operatorname{E}\mathopen{}\left[\mathopen{}\left({\mathord{\smash[b]{\underset{\raise.3ex\hbox{$\scriptstyle\sim$}}{a}}\vphantom{a}}}^{\top}\mathord{\smash[b]{\underset{\raise.3ex\hbox{$\scriptstyle\sim$}}{X}}\vphantom{X}}- {\mathord{\smash[b]{\underset{\raise.3ex\hbox{$\scriptstyle\sim$}}{a}}\vphantom{a}}}^{\top}\operatorname{E}\mathord{\smash[b]{\underset{\raise.3ex\hbox{$\scriptstyle\sim$}}{X}}\vphantom{X}}\right)\mathclose{}^2\right]\mathclose{}
@@ -34353,8 +34770,70 @@
     &amp;= \sum_{i=1}^n\sum_{j=1}^n a_i a_j \operatorname{Cov}\mathopen{}\left(X_i,X_j\right)\mathclose{}
     &amp;&amp; \text{(expand the quadratic form, using the elements of } \operatorname{Var}\mathopen{}\left(\mathord{\smash[b]{\underset{\raise.3ex\hbox{$\scriptstyle\sim$}}{X}}\vphantom{X}}\right)\mathclose{} \text{)}
     \end{aligned}
+    $$</w:delText>
+        </w:r>
+      </w:del>
+    </w:p>
+    <w:p>
+      <w:pPr>
+        <w:pStyle w:val="FirstParagraph"/>
+      </w:pPr>
+      <w:ins w:id="60" w:author="PR Preview" w:date="2026-01-01T00:00:00Z">
+        <w:r>
+          <w:t xml:space="preserve">a scalar.</w:t>
+        </w:r>
+      </w:ins>
+      <w:ins w:id="61" w:author="PR Preview" w:date="2026-01-01T00:00:00Z">
+        <w:r>
+          <w:t xml:space="preserve"> </w:t>
+        </w:r>
+      </w:ins>
+      <w:ins w:id="62" w:author="PR Preview" w:date="2026-01-01T00:00:00Z">
+        <w:r>
+          <w:t xml:space="preserve">By linearity of expectation,</w:t>
+        </w:r>
+      </w:ins>
+      <w:ins w:id="63" w:author="PR Preview" w:date="2026-01-01T00:00:00Z">
+        <w:r>
+          <w:t xml:space="preserve"> </w:t>
+        </w:r>
+      </w:ins>
+      <w:ins w:id="64" w:author="PR Preview" w:date="2026-01-01T00:00:00Z">
+        <w:r>
+          <w:t xml:space="preserve">${\operatorname{E}\mathopen{}\left[{\mathord{\smash[b]{\underset{\raise.3ex\hbox{$\scriptstyle\sim$}}{a}}\vphantom{a}}}^{\top}\mathord{\smash[b]{\underset{\raise.3ex\hbox{$\scriptstyle\sim$}}{X}}\vphantom{X}}\right]\mathclose{}} = {\mathord{\smash[b]{\underset{\raise.3ex\hbox{$\scriptstyle\sim$}}{a}}\vphantom{a}}}^{\top}\,\operatorname{E}\mathord{\smash[b]{\underset{\raise.3ex\hbox{$\scriptstyle\sim$}}{X}}\vphantom{X}}$</w:t>
+        </w:r>
+      </w:ins>
+      <w:ins w:id="65" w:author="PR Preview" w:date="2026-01-01T00:00:00Z">
+        <w:r>
+          <w:t xml:space="preserve">, so:</w:t>
+        </w:r>
+      </w:ins>
+    </w:p>
+    <w:p>
+      <w:pPr>
+        <w:pStyle w:val="BodyText"/>
+      </w:pPr>
+      <w:ins w:id="66" w:author="PR Preview" w:date="2026-01-01T00:00:00Z">
+        <w:r>
+          <w:t xml:space="preserve">$$
+    \begin{aligned}
+    {\operatorname{Var}\mathopen{}\left({\mathord{\smash[b]{\underset{\raise.3ex\hbox{$\scriptstyle\sim$}}{a}}\vphantom{a}}}^{\top}\mathord{\smash[b]{\underset{\raise.3ex\hbox{$\scriptstyle\sim$}}{X}}\vphantom{X}}\right)\mathclose{}}
+    &amp;= {\operatorname{E}\mathopen{}\left[\mathopen{}\left({\mathord{\smash[b]{\underset{\raise.3ex\hbox{$\scriptstyle\sim$}}{a}}\vphantom{a}}}^{\top}\mathord{\smash[b]{\underset{\raise.3ex\hbox{$\scriptstyle\sim$}}{X}}\vphantom{X}}- {\mathord{\smash[b]{\underset{\raise.3ex\hbox{$\scriptstyle\sim$}}{a}}\vphantom{a}}}^{\top}\operatorname{E}\mathord{\smash[b]{\underset{\raise.3ex\hbox{$\scriptstyle\sim$}}{X}}\vphantom{X}}\right)\mathclose{}^2\right]\mathclose{}}
+    &amp;&amp; \text{(definition of variance)} \\
+    &amp;= {\operatorname{E}\mathopen{}\left[\mathopen{}\left({\mathord{\smash[b]{\underset{\raise.3ex\hbox{$\scriptstyle\sim$}}{a}}\vphantom{a}}}^{\top}\mathopen{}\left(\mathord{\smash[b]{\underset{\raise.3ex\hbox{$\scriptstyle\sim$}}{X}}\vphantom{X}}- \operatorname{E}\mathord{\smash[b]{\underset{\raise.3ex\hbox{$\scriptstyle\sim$}}{X}}\vphantom{X}}\right)\mathclose{}\right)\mathclose{}^2\right]\mathclose{}}
+    &amp;&amp; \text{(factor out } {\mathord{\smash[b]{\underset{\raise.3ex\hbox{$\scriptstyle\sim$}}{a}}\vphantom{a}}}^{\top} \text{)} \\
+    &amp;= {\operatorname{E}\mathopen{}\left[{\mathord{\smash[b]{\underset{\raise.3ex\hbox{$\scriptstyle\sim$}}{a}}\vphantom{a}}}^{\top}\mathopen{}\left(\mathord{\smash[b]{\underset{\raise.3ex\hbox{$\scriptstyle\sim$}}{X}}\vphantom{X}}- \operatorname{E}\mathord{\smash[b]{\underset{\raise.3ex\hbox{$\scriptstyle\sim$}}{X}}\vphantom{X}}\right)\mathclose{}{\mathopen{}\left(\mathord{\smash[b]{\underset{\raise.3ex\hbox{$\scriptstyle\sim$}}{X}}\vphantom{X}}- \operatorname{E}\mathord{\smash[b]{\underset{\raise.3ex\hbox{$\scriptstyle\sim$}}{X}}\vphantom{X}}\right)\mathclose{}}^{\top}\mathord{\smash[b]{\underset{\raise.3ex\hbox{$\scriptstyle\sim$}}{a}}\vphantom{a}}\right]\mathclose{}}
+    &amp;&amp; \text{(a scalar equals its transpose, so } s^2 = s\,{s}^{\top} \text{)} \\
+    &amp;= {\mathord{\smash[b]{\underset{\raise.3ex\hbox{$\scriptstyle\sim$}}{a}}\vphantom{a}}}^{\top}\,{\operatorname{E}\mathopen{}\left[\mathopen{}\left(\mathord{\smash[b]{\underset{\raise.3ex\hbox{$\scriptstyle\sim$}}{X}}\vphantom{X}}- \operatorname{E}\mathord{\smash[b]{\underset{\raise.3ex\hbox{$\scriptstyle\sim$}}{X}}\vphantom{X}}\right)\mathclose{}{\mathopen{}\left(\mathord{\smash[b]{\underset{\raise.3ex\hbox{$\scriptstyle\sim$}}{X}}\vphantom{X}}- \operatorname{E}\mathord{\smash[b]{\underset{\raise.3ex\hbox{$\scriptstyle\sim$}}{X}}\vphantom{X}}\right)\mathclose{}}^{\top}\right]\mathclose{}}\,\mathord{\smash[b]{\underset{\raise.3ex\hbox{$\scriptstyle\sim$}}{a}}\vphantom{a}}
+    &amp;&amp; \text{(linearity of expectation, element-wise)} \\
+    &amp;= {\mathord{\smash[b]{\underset{\raise.3ex\hbox{$\scriptstyle\sim$}}{a}}\vphantom{a}}}^{\top} {\operatorname{Var}\mathopen{}\left(\mathord{\smash[b]{\underset{\raise.3ex\hbox{$\scriptstyle\sim$}}{X}}\vphantom{X}}\right)\mathclose{}} \mathord{\smash[b]{\underset{\raise.3ex\hbox{$\scriptstyle\sim$}}{a}}\vphantom{a}}
+    &amp;&amp; \text{(variance of a random vector)} \\
+    &amp;= \sum_{i=1}^n\sum_{j=1}^n a_i a_j {\operatorname{Cov}\mathopen{}\left(X_i,X_j\right)\mathclose{}}
+    &amp;&amp; \text{(expand the quadratic form, using the elements of } {\operatorname{Var}\mathopen{}\left(\mathord{\smash[b]{\underset{\raise.3ex\hbox{$\scriptstyle\sim$}}{X}}\vphantom{X}}\right)\mathclose{}} \text{)}
+    \end{aligned}
     $$</w:t>
-      </w:r>
+        </w:r>
+      </w:ins>
     </w:p>
     <w:bookmarkStart w:id="87" w:name="cor-var-lincom2"/>
     <w:p>
@@ -37123,22 +37602,30 @@
       <w:pPr>
         <w:pStyle w:val="BodyText"/>
       </w:pPr>
-      <w:r>
-        <w:rPr>
-          <w:b/>
-          <w:bCs/>
-        </w:rPr>
-        <w:t xml:space="preserve">Theorem 13 (A variance matrix is symmetric and positive semidefinite)</w:t>
-      </w:r>
-      <w:r>
-        <w:t xml:space="preserve"> </w:t>
-      </w:r>
-      <w:r>
-        <w:t xml:space="preserve">For a</w:t>
-      </w:r>
-      <w:r>
-        <w:t xml:space="preserve"> </w:t>
-      </w:r>
+      <w:del w:id="67" w:author="PR Preview" w:date="2026-01-01T00:00:00Z">
+        <w:r>
+          <w:rPr>
+            <w:b/>
+            <w:bCs/>
+          </w:rPr>
+          <w:delText xml:space="preserve">Theorem 13 (A variance matrix is symmetric and positive semidefinite)</w:delText>
+        </w:r>
+      </w:del>
+      <w:del w:id="68" w:author="PR Preview" w:date="2026-01-01T00:00:00Z">
+        <w:r>
+          <w:delText xml:space="preserve"> </w:delText>
+        </w:r>
+      </w:del>
+      <w:del w:id="69" w:author="PR Preview" w:date="2026-01-01T00:00:00Z">
+        <w:r>
+          <w:delText xml:space="preserve">For a</w:delText>
+        </w:r>
+      </w:del>
+      <w:del w:id="70" w:author="PR Preview" w:date="2026-01-01T00:00:00Z">
+        <w:r>
+          <w:delText xml:space="preserve"> </w:delText>
+        </w:r>
+      </w:del>
       <m:oMath>
         <m:r>
           <m:t>p</m:t>
@@ -37153,27 +37640,41 @@
           <m:t>1</m:t>
         </m:r>
       </m:oMath>
-      <w:r>
-        <w:t xml:space="preserve"> </w:t>
-      </w:r>
-      <w:r>
-        <w:t xml:space="preserve">random vector</w:t>
-      </w:r>
-      <w:r>
-        <w:t xml:space="preserve"> </w:t>
-      </w:r>
-      <w:r>
-        <w:t xml:space="preserve">$\mathord{\smash[b]{\underset{\raise.3ex\hbox{$\scriptstyle\sim$}}{X}}\vphantom{X}}= {(X_1, \ldots, X_p)}^{\top}$</w:t>
-      </w:r>
-      <w:r>
-        <w:t xml:space="preserve"> </w:t>
-      </w:r>
-      <w:r>
-        <w:t xml:space="preserve">with</w:t>
-      </w:r>
-      <w:r>
-        <w:t xml:space="preserve"> </w:t>
-      </w:r>
+      <w:del w:id="71" w:author="PR Preview" w:date="2026-01-01T00:00:00Z">
+        <w:r>
+          <w:delText xml:space="preserve"> </w:delText>
+        </w:r>
+      </w:del>
+      <w:del w:id="72" w:author="PR Preview" w:date="2026-01-01T00:00:00Z">
+        <w:r>
+          <w:delText xml:space="preserve">random vector</w:delText>
+        </w:r>
+      </w:del>
+      <w:del w:id="73" w:author="PR Preview" w:date="2026-01-01T00:00:00Z">
+        <w:r>
+          <w:delText xml:space="preserve"> </w:delText>
+        </w:r>
+      </w:del>
+      <w:del w:id="74" w:author="PR Preview" w:date="2026-01-01T00:00:00Z">
+        <w:r>
+          <w:delText xml:space="preserve">$\mathord{\smash[b]{\underset{\raise.3ex\hbox{$\scriptstyle\sim$}}{X}}\vphantom{X}}= {(X_1, \ldots, X_p)}^{\top}$</w:delText>
+        </w:r>
+      </w:del>
+      <w:del w:id="75" w:author="PR Preview" w:date="2026-01-01T00:00:00Z">
+        <w:r>
+          <w:delText xml:space="preserve"> </w:delText>
+        </w:r>
+      </w:del>
+      <w:del w:id="76" w:author="PR Preview" w:date="2026-01-01T00:00:00Z">
+        <w:r>
+          <w:delText xml:space="preserve">with</w:delText>
+        </w:r>
+      </w:del>
+      <w:del w:id="77" w:author="PR Preview" w:date="2026-01-01T00:00:00Z">
+        <w:r>
+          <w:delText xml:space="preserve"> </w:delText>
+        </w:r>
+      </w:del>
       <m:oMath>
         <m:r>
           <m:rPr>
@@ -37227,75 +37728,111 @@
           <m:t>∞</m:t>
         </m:r>
       </m:oMath>
-      <w:r>
-        <w:t xml:space="preserve"> </w:t>
-      </w:r>
-      <w:r>
-        <w:t xml:space="preserve">for every</w:t>
-      </w:r>
-      <w:r>
-        <w:t xml:space="preserve"> </w:t>
-      </w:r>
+      <w:del w:id="78" w:author="PR Preview" w:date="2026-01-01T00:00:00Z">
+        <w:r>
+          <w:delText xml:space="preserve"> </w:delText>
+        </w:r>
+      </w:del>
+      <w:del w:id="79" w:author="PR Preview" w:date="2026-01-01T00:00:00Z">
+        <w:r>
+          <w:delText xml:space="preserve">for every</w:delText>
+        </w:r>
+      </w:del>
+      <w:del w:id="80" w:author="PR Preview" w:date="2026-01-01T00:00:00Z">
+        <w:r>
+          <w:delText xml:space="preserve"> </w:delText>
+        </w:r>
+      </w:del>
       <m:oMath>
         <m:r>
           <m:t>i</m:t>
         </m:r>
       </m:oMath>
-      <w:r>
-        <w:t xml:space="preserve">,</w:t>
-      </w:r>
-      <w:r>
-        <w:t xml:space="preserve"> </w:t>
-      </w:r>
-      <w:r>
-        <w:t xml:space="preserve">$\operatorname{Var}\mathopen{}\left(\mathord{\smash[b]{\underset{\raise.3ex\hbox{$\scriptstyle\sim$}}{X}}\vphantom{X}}\right)\mathclose{}$</w:t>
-      </w:r>
-      <w:r>
-        <w:t xml:space="preserve"> </w:t>
-      </w:r>
-      <w:r>
-        <w:t xml:space="preserve">is</w:t>
-      </w:r>
-      <w:r>
-        <w:t xml:space="preserve"> </w:t>
-      </w:r>
+      <w:del w:id="81" w:author="PR Preview" w:date="2026-01-01T00:00:00Z">
+        <w:r>
+          <w:delText xml:space="preserve">,</w:delText>
+        </w:r>
+      </w:del>
+      <w:del w:id="82" w:author="PR Preview" w:date="2026-01-01T00:00:00Z">
+        <w:r>
+          <w:delText xml:space="preserve"> </w:delText>
+        </w:r>
+      </w:del>
+      <w:del w:id="83" w:author="PR Preview" w:date="2026-01-01T00:00:00Z">
+        <w:r>
+          <w:delText xml:space="preserve">$\operatorname{Var}\mathopen{}\left(\mathord{\smash[b]{\underset{\raise.3ex\hbox{$\scriptstyle\sim$}}{X}}\vphantom{X}}\right)\mathclose{}$</w:delText>
+        </w:r>
+      </w:del>
+      <w:del w:id="84" w:author="PR Preview" w:date="2026-01-01T00:00:00Z">
+        <w:r>
+          <w:delText xml:space="preserve"> </w:delText>
+        </w:r>
+      </w:del>
+      <w:del w:id="85" w:author="PR Preview" w:date="2026-01-01T00:00:00Z">
+        <w:r>
+          <w:delText xml:space="preserve">is</w:delText>
+        </w:r>
+      </w:del>
+      <w:del w:id="86" w:author="PR Preview" w:date="2026-01-01T00:00:00Z">
+        <w:r>
+          <w:delText xml:space="preserve"> </w:delText>
+        </w:r>
+      </w:del>
       <w:hyperlink r:id="rId89">
+        <w:del w:id="87" w:author="PR Preview" w:date="2026-01-01T00:00:00Z">
+          <w:r>
+            <w:rPr>
+              <w:rStyle w:val="Hyperlink"/>
+            </w:rPr>
+            <w:delText xml:space="preserve">symmetric</w:delText>
+          </w:r>
+        </w:del>
+      </w:hyperlink>
+      <w:del w:id="88" w:author="PR Preview" w:date="2026-01-01T00:00:00Z">
         <w:r>
-          <w:rPr>
-            <w:rStyle w:val="Hyperlink"/>
-          </w:rPr>
-          <w:t xml:space="preserve">symmetric</w:t>
+          <w:delText xml:space="preserve"> </w:delText>
         </w:r>
+      </w:del>
+      <w:del w:id="89" w:author="PR Preview" w:date="2026-01-01T00:00:00Z">
+        <w:r>
+          <w:delText xml:space="preserve">and</w:delText>
+        </w:r>
+      </w:del>
+      <w:del w:id="90" w:author="PR Preview" w:date="2026-01-01T00:00:00Z">
+        <w:r>
+          <w:delText xml:space="preserve"> </w:delText>
+        </w:r>
+      </w:del>
+      <w:hyperlink r:id="rId90">
+        <w:del w:id="91" w:author="PR Preview" w:date="2026-01-01T00:00:00Z">
+          <w:r>
+            <w:rPr>
+              <w:rStyle w:val="Hyperlink"/>
+            </w:rPr>
+            <w:delText xml:space="preserve">positive semidefinite</w:delText>
+          </w:r>
+        </w:del>
       </w:hyperlink>
-      <w:r>
-        <w:t xml:space="preserve"> </w:t>
-      </w:r>
-      <w:r>
-        <w:t xml:space="preserve">and</w:t>
-      </w:r>
-      <w:r>
-        <w:t xml:space="preserve"> </w:t>
-      </w:r>
-      <w:hyperlink r:id="rId90">
+      <w:del w:id="92" w:author="PR Preview" w:date="2026-01-01T00:00:00Z">
         <w:r>
-          <w:rPr>
-            <w:rStyle w:val="Hyperlink"/>
-          </w:rPr>
-          <w:t xml:space="preserve">positive semidefinite</w:t>
+          <w:delText xml:space="preserve">:</w:delText>
         </w:r>
-      </w:hyperlink>
-      <w:r>
-        <w:t xml:space="preserve">:</w:t>
-      </w:r>
-      <w:r>
-        <w:t xml:space="preserve"> </w:t>
-      </w:r>
-      <w:r>
-        <w:t xml:space="preserve">for every</w:t>
-      </w:r>
-      <w:r>
-        <w:t xml:space="preserve"> </w:t>
-      </w:r>
+      </w:del>
+      <w:del w:id="93" w:author="PR Preview" w:date="2026-01-01T00:00:00Z">
+        <w:r>
+          <w:delText xml:space="preserve"> </w:delText>
+        </w:r>
+      </w:del>
+      <w:del w:id="94" w:author="PR Preview" w:date="2026-01-01T00:00:00Z">
+        <w:r>
+          <w:delText xml:space="preserve">for every</w:delText>
+        </w:r>
+      </w:del>
+      <w:del w:id="95" w:author="PR Preview" w:date="2026-01-01T00:00:00Z">
+        <w:r>
+          <w:delText xml:space="preserve"> </w:delText>
+        </w:r>
+      </w:del>
       <m:oMath>
         <m:r>
           <m:t>p</m:t>
@@ -37310,65 +37847,90 @@
           <m:t>1</m:t>
         </m:r>
       </m:oMath>
-      <w:r>
-        <w:t xml:space="preserve"> </w:t>
-      </w:r>
-      <w:r>
-        <w:t xml:space="preserve">vector of constants</w:t>
-      </w:r>
-      <w:r>
-        <w:t xml:space="preserve"> </w:t>
-      </w:r>
-      <w:r>
-        <w:t xml:space="preserve">$\mathord{\smash[b]{\underset{\raise.3ex\hbox{$\scriptstyle\sim$}}{a}}\vphantom{a}}$</w:t>
-      </w:r>
-      <w:r>
-        <w:t xml:space="preserve">,</w:t>
-      </w:r>
+      <w:del w:id="96" w:author="PR Preview" w:date="2026-01-01T00:00:00Z">
+        <w:r>
+          <w:delText xml:space="preserve"> </w:delText>
+        </w:r>
+      </w:del>
+      <w:del w:id="97" w:author="PR Preview" w:date="2026-01-01T00:00:00Z">
+        <w:r>
+          <w:delText xml:space="preserve">vector of constants</w:delText>
+        </w:r>
+      </w:del>
+      <w:del w:id="98" w:author="PR Preview" w:date="2026-01-01T00:00:00Z">
+        <w:r>
+          <w:delText xml:space="preserve"> </w:delText>
+        </w:r>
+      </w:del>
+      <w:del w:id="99" w:author="PR Preview" w:date="2026-01-01T00:00:00Z">
+        <w:r>
+          <w:delText xml:space="preserve">$\mathord{\smash[b]{\underset{\raise.3ex\hbox{$\scriptstyle\sim$}}{a}}\vphantom{a}}$</w:delText>
+        </w:r>
+      </w:del>
+      <w:del w:id="100" w:author="PR Preview" w:date="2026-01-01T00:00:00Z">
+        <w:r>
+          <w:delText xml:space="preserve">,</w:delText>
+        </w:r>
+      </w:del>
     </w:p>
     <w:p>
       <w:pPr>
         <w:pStyle w:val="BodyText"/>
       </w:pPr>
-      <w:r>
-        <w:t xml:space="preserve">$${\mathord{\smash[b]{\underset{\raise.3ex\hbox{$\scriptstyle\sim$}}{a}}\vphantom{a}}}^{\top} \operatorname{Var}\mathopen{}\left(\mathord{\smash[b]{\underset{\raise.3ex\hbox{$\scriptstyle\sim$}}{X}}\vphantom{X}}\right)\mathclose{} \mathord{\smash[b]{\underset{\raise.3ex\hbox{$\scriptstyle\sim$}}{a}}\vphantom{a}}\ge 0$$</w:t>
-      </w:r>
+      <w:del w:id="101" w:author="PR Preview" w:date="2026-01-01T00:00:00Z">
+        <w:r>
+          <w:delText xml:space="preserve">$${\mathord{\smash[b]{\underset{\raise.3ex\hbox{$\scriptstyle\sim$}}{a}}\vphantom{a}}}^{\top} \operatorname{Var}\mathopen{}\left(\mathord{\smash[b]{\underset{\raise.3ex\hbox{$\scriptstyle\sim$}}{X}}\vphantom{X}}\right)\mathclose{} \mathord{\smash[b]{\underset{\raise.3ex\hbox{$\scriptstyle\sim$}}{a}}\vphantom{a}}\ge 0$$</w:delText>
+        </w:r>
+      </w:del>
     </w:p>
-    <w:bookmarkEnd w:id="91"/>
     <w:p>
       <w:pPr>
         <w:pStyle w:val="FirstParagraph"/>
       </w:pPr>
-      <w:r>
-        <w:rPr>
-          <w:i/>
-          <w:iCs/>
-        </w:rPr>
-        <w:t xml:space="preserve">Proof</w:t>
-      </w:r>
-      <w:r>
-        <w:t xml:space="preserve">. </w:t>
-      </w:r>
-      <w:r>
-        <w:t xml:space="preserve">By</w:t>
-      </w:r>
-      <w:r>
-        <w:t xml:space="preserve"> </w:t>
-      </w:r>
-      <w:hyperlink w:anchor="thm-vcov-elements">
+      <w:del w:id="102" w:author="PR Preview" w:date="2026-01-01T00:00:00Z">
         <w:r>
           <w:rPr>
-            <w:rStyle w:val="Hyperlink"/>
+            <w:i/>
+            <w:iCs/>
           </w:rPr>
-          <w:t xml:space="preserve">Theorem 10</w:t>
+          <w:delText xml:space="preserve">Proof</w:delText>
         </w:r>
+      </w:del>
+      <w:del w:id="103" w:author="PR Preview" w:date="2026-01-01T00:00:00Z">
+        <w:r>
+          <w:delText xml:space="preserve">. </w:delText>
+        </w:r>
+      </w:del>
+      <w:del w:id="104" w:author="PR Preview" w:date="2026-01-01T00:00:00Z">
+        <w:r>
+          <w:delText xml:space="preserve">By</w:delText>
+        </w:r>
+      </w:del>
+      <w:del w:id="105" w:author="PR Preview" w:date="2026-01-01T00:00:00Z">
+        <w:r>
+          <w:delText xml:space="preserve"> </w:delText>
+        </w:r>
+      </w:del>
+      <w:hyperlink w:anchor="thm-vcov-elements">
+        <w:del w:id="106" w:author="PR Preview" w:date="2026-01-01T00:00:00Z">
+          <w:r>
+            <w:rPr>
+              <w:rStyle w:val="Hyperlink"/>
+            </w:rPr>
+            <w:delText xml:space="preserve">Theorem 10</w:delText>
+          </w:r>
+        </w:del>
       </w:hyperlink>
-      <w:r>
-        <w:t xml:space="preserve">, the</w:t>
-      </w:r>
-      <w:r>
-        <w:t xml:space="preserve"> </w:t>
-      </w:r>
+      <w:del w:id="107" w:author="PR Preview" w:date="2026-01-01T00:00:00Z">
+        <w:r>
+          <w:delText xml:space="preserve">, the</w:delText>
+        </w:r>
+      </w:del>
+      <w:del w:id="108" w:author="PR Preview" w:date="2026-01-01T00:00:00Z">
+        <w:r>
+          <w:delText xml:space="preserve"> </w:delText>
+        </w:r>
+      </w:del>
       <m:oMath>
         <m:r>
           <m:rPr>
@@ -37395,24 +37957,36 @@
           <m:t>)</m:t>
         </m:r>
       </m:oMath>
-      <w:r>
-        <w:t xml:space="preserve">-th element of</w:t>
-      </w:r>
-      <w:r>
-        <w:t xml:space="preserve"> </w:t>
-      </w:r>
-      <w:r>
-        <w:t xml:space="preserve">$\operatorname{Var}\mathopen{}\left(\mathord{\smash[b]{\underset{\raise.3ex\hbox{$\scriptstyle\sim$}}{X}}\vphantom{X}}\right)\mathclose{}$</w:t>
-      </w:r>
-      <w:r>
-        <w:t xml:space="preserve"> </w:t>
-      </w:r>
-      <w:r>
-        <w:t xml:space="preserve">is</w:t>
-      </w:r>
-      <w:r>
-        <w:t xml:space="preserve"> </w:t>
-      </w:r>
+      <w:del w:id="109" w:author="PR Preview" w:date="2026-01-01T00:00:00Z">
+        <w:r>
+          <w:delText xml:space="preserve">-th element of</w:delText>
+        </w:r>
+      </w:del>
+      <w:del w:id="110" w:author="PR Preview" w:date="2026-01-01T00:00:00Z">
+        <w:r>
+          <w:delText xml:space="preserve"> </w:delText>
+        </w:r>
+      </w:del>
+      <w:del w:id="111" w:author="PR Preview" w:date="2026-01-01T00:00:00Z">
+        <w:r>
+          <w:delText xml:space="preserve">$\operatorname{Var}\mathopen{}\left(\mathord{\smash[b]{\underset{\raise.3ex\hbox{$\scriptstyle\sim$}}{X}}\vphantom{X}}\right)\mathclose{}$</w:delText>
+        </w:r>
+      </w:del>
+      <w:del w:id="112" w:author="PR Preview" w:date="2026-01-01T00:00:00Z">
+        <w:r>
+          <w:delText xml:space="preserve"> </w:delText>
+        </w:r>
+      </w:del>
+      <w:del w:id="113" w:author="PR Preview" w:date="2026-01-01T00:00:00Z">
+        <w:r>
+          <w:delText xml:space="preserve">is</w:delText>
+        </w:r>
+      </w:del>
+      <w:del w:id="114" w:author="PR Preview" w:date="2026-01-01T00:00:00Z">
+        <w:r>
+          <w:delText xml:space="preserve"> </w:delText>
+        </w:r>
+      </w:del>
       <m:oMath>
         <m:r>
           <m:rPr>
@@ -37467,32 +38041,46 @@
           <m:t>​</m:t>
         </m:r>
       </m:oMath>
-      <w:r>
-        <w:t xml:space="preserve">,</w:t>
-      </w:r>
-      <w:r>
-        <w:t xml:space="preserve"> </w:t>
-      </w:r>
-      <w:r>
-        <w:t xml:space="preserve">and by</w:t>
-      </w:r>
-      <w:r>
-        <w:t xml:space="preserve"> </w:t>
-      </w:r>
+      <w:del w:id="115" w:author="PR Preview" w:date="2026-01-01T00:00:00Z">
+        <w:r>
+          <w:delText xml:space="preserve">,</w:delText>
+        </w:r>
+      </w:del>
+      <w:del w:id="116" w:author="PR Preview" w:date="2026-01-01T00:00:00Z">
+        <w:r>
+          <w:delText xml:space="preserve"> </w:delText>
+        </w:r>
+      </w:del>
+      <w:del w:id="117" w:author="PR Preview" w:date="2026-01-01T00:00:00Z">
+        <w:r>
+          <w:delText xml:space="preserve">and by</w:delText>
+        </w:r>
+      </w:del>
+      <w:del w:id="118" w:author="PR Preview" w:date="2026-01-01T00:00:00Z">
+        <w:r>
+          <w:delText xml:space="preserve"> </w:delText>
+        </w:r>
+      </w:del>
       <w:hyperlink w:anchor="def-cov">
+        <w:del w:id="119" w:author="PR Preview" w:date="2026-01-01T00:00:00Z">
+          <w:r>
+            <w:rPr>
+              <w:rStyle w:val="Hyperlink"/>
+            </w:rPr>
+            <w:delText xml:space="preserve">Definition 9</w:delText>
+          </w:r>
+        </w:del>
+      </w:hyperlink>
+      <w:del w:id="120" w:author="PR Preview" w:date="2026-01-01T00:00:00Z">
         <w:r>
-          <w:rPr>
-            <w:rStyle w:val="Hyperlink"/>
-          </w:rPr>
-          <w:t xml:space="preserve">Definition 9</w:t>
+          <w:delText xml:space="preserve">, with</w:delText>
         </w:r>
-      </w:hyperlink>
-      <w:r>
-        <w:t xml:space="preserve">, with</w:t>
-      </w:r>
-      <w:r>
-        <w:t xml:space="preserve"> </w:t>
-      </w:r>
+      </w:del>
+      <w:del w:id="121" w:author="PR Preview" w:date="2026-01-01T00:00:00Z">
+        <w:r>
+          <w:delText xml:space="preserve"> </w:delText>
+        </w:r>
+      </w:del>
       <m:oMath>
         <m:sSub>
           <m:e>
@@ -37547,9 +38135,11 @@
           <m:t>​</m:t>
         </m:r>
       </m:oMath>
-      <w:r>
-        <w:t xml:space="preserve">:</w:t>
-      </w:r>
+      <w:del w:id="122" w:author="PR Preview" w:date="2026-01-01T00:00:00Z">
+        <w:r>
+          <w:delText xml:space="preserve">:</w:delText>
+        </w:r>
+      </w:del>
     </w:p>
     <w:p>
       <w:pPr>
@@ -37957,12 +38547,16 @@
       <w:pPr>
         <w:pStyle w:val="FirstParagraph"/>
       </w:pPr>
-      <w:r>
-        <w:t xml:space="preserve">so the</w:t>
-      </w:r>
-      <w:r>
-        <w:t xml:space="preserve"> </w:t>
-      </w:r>
+      <w:del w:id="123" w:author="PR Preview" w:date="2026-01-01T00:00:00Z">
+        <w:r>
+          <w:delText xml:space="preserve">so the</w:delText>
+        </w:r>
+      </w:del>
+      <w:del w:id="124" w:author="PR Preview" w:date="2026-01-01T00:00:00Z">
+        <w:r>
+          <w:delText xml:space="preserve"> </w:delText>
+        </w:r>
+      </w:del>
       <m:oMath>
         <m:r>
           <m:rPr>
@@ -37989,12 +38583,16 @@
           <m:t>)</m:t>
         </m:r>
       </m:oMath>
-      <w:r>
-        <w:t xml:space="preserve">-th and</w:t>
-      </w:r>
-      <w:r>
-        <w:t xml:space="preserve"> </w:t>
-      </w:r>
+      <w:del w:id="125" w:author="PR Preview" w:date="2026-01-01T00:00:00Z">
+        <w:r>
+          <w:delText xml:space="preserve">-th and</w:delText>
+        </w:r>
+      </w:del>
+      <w:del w:id="126" w:author="PR Preview" w:date="2026-01-01T00:00:00Z">
+        <w:r>
+          <w:delText xml:space="preserve"> </w:delText>
+        </w:r>
+      </w:del>
       <m:oMath>
         <m:r>
           <m:rPr>
@@ -38021,51 +38619,1124 @@
           <m:t>)</m:t>
         </m:r>
       </m:oMath>
-      <w:r>
-        <w:t xml:space="preserve">-th elements are equal,</w:t>
-      </w:r>
-      <w:r>
-        <w:t xml:space="preserve"> </w:t>
-      </w:r>
-      <w:r>
-        <w:t xml:space="preserve">and</w:t>
-      </w:r>
-      <w:r>
-        <w:t xml:space="preserve"> </w:t>
-      </w:r>
-      <w:r>
-        <w:t xml:space="preserve">$\operatorname{Var}\mathopen{}\left(\mathord{\smash[b]{\underset{\raise.3ex\hbox{$\scriptstyle\sim$}}{X}}\vphantom{X}}\right)\mathclose{}$</w:t>
-      </w:r>
-      <w:r>
-        <w:t xml:space="preserve"> </w:t>
-      </w:r>
-      <w:r>
-        <w:t xml:space="preserve">is symmetric.</w:t>
-      </w:r>
+      <w:del w:id="127" w:author="PR Preview" w:date="2026-01-01T00:00:00Z">
+        <w:r>
+          <w:delText xml:space="preserve">-th elements are equal,</w:delText>
+        </w:r>
+      </w:del>
+      <w:del w:id="128" w:author="PR Preview" w:date="2026-01-01T00:00:00Z">
+        <w:r>
+          <w:delText xml:space="preserve"> </w:delText>
+        </w:r>
+      </w:del>
+      <w:del w:id="129" w:author="PR Preview" w:date="2026-01-01T00:00:00Z">
+        <w:r>
+          <w:delText xml:space="preserve">and</w:delText>
+        </w:r>
+      </w:del>
+      <w:del w:id="130" w:author="PR Preview" w:date="2026-01-01T00:00:00Z">
+        <w:r>
+          <w:delText xml:space="preserve"> </w:delText>
+        </w:r>
+      </w:del>
+      <w:del w:id="131" w:author="PR Preview" w:date="2026-01-01T00:00:00Z">
+        <w:r>
+          <w:delText xml:space="preserve">$\operatorname{Var}\mathopen{}\left(\mathord{\smash[b]{\underset{\raise.3ex\hbox{$\scriptstyle\sim$}}{X}}\vphantom{X}}\right)\mathclose{}$</w:delText>
+        </w:r>
+      </w:del>
+      <w:del w:id="132" w:author="PR Preview" w:date="2026-01-01T00:00:00Z">
+        <w:r>
+          <w:delText xml:space="preserve"> </w:delText>
+        </w:r>
+      </w:del>
+      <w:del w:id="133" w:author="PR Preview" w:date="2026-01-01T00:00:00Z">
+        <w:r>
+          <w:delText xml:space="preserve">is symmetric.</w:delText>
+        </w:r>
+      </w:del>
     </w:p>
     <w:p>
       <w:pPr>
         <w:pStyle w:val="BodyText"/>
       </w:pPr>
-      <w:r>
-        <w:t xml:space="preserve">For positive semidefiniteness, let</w:t>
-      </w:r>
-      <w:r>
-        <w:t xml:space="preserve"> </w:t>
-      </w:r>
-      <w:r>
-        <w:t xml:space="preserve">$Y = {\mathord{\smash[b]{\underset{\raise.3ex\hbox{$\scriptstyle\sim$}}{a}}\vphantom{a}}}^{\top}\mathord{\smash[b]{\underset{\raise.3ex\hbox{$\scriptstyle\sim$}}{X}}\vphantom{X}}$</w:t>
-      </w:r>
-      <w:r>
-        <w:t xml:space="preserve">. Then:</w:t>
-      </w:r>
+      <w:ins w:id="134" w:author="PR Preview" w:date="2026-01-01T00:00:00Z">
+        <w:r>
+          <w:rPr>
+            <w:b/>
+            <w:bCs/>
+          </w:rPr>
+          <w:t xml:space="preserve">Theorem 13 (A variance matrix is symmetric and positive semidefinite)</w:t>
+        </w:r>
+      </w:ins>
+      <w:ins w:id="135" w:author="PR Preview" w:date="2026-01-01T00:00:00Z">
+        <w:r>
+          <w:t xml:space="preserve"> </w:t>
+        </w:r>
+      </w:ins>
+      <w:ins w:id="136" w:author="PR Preview" w:date="2026-01-01T00:00:00Z">
+        <w:r>
+          <w:t xml:space="preserve">For a</w:t>
+        </w:r>
+      </w:ins>
+      <w:ins w:id="137" w:author="PR Preview" w:date="2026-01-01T00:00:00Z">
+        <w:r>
+          <w:t xml:space="preserve"> </w:t>
+        </w:r>
+      </w:ins>
+      <m:oMath>
+        <m:r>
+          <m:t>p</m:t>
+        </m:r>
+        <m:r>
+          <m:rPr>
+            <m:sty m:val="p"/>
+          </m:rPr>
+          <m:t>×</m:t>
+        </m:r>
+        <m:r>
+          <m:t>1</m:t>
+        </m:r>
+      </m:oMath>
+      <w:ins w:id="138" w:author="PR Preview" w:date="2026-01-01T00:00:00Z">
+        <w:r>
+          <w:t xml:space="preserve"> </w:t>
+        </w:r>
+      </w:ins>
+      <w:ins w:id="139" w:author="PR Preview" w:date="2026-01-01T00:00:00Z">
+        <w:r>
+          <w:t xml:space="preserve">random vector</w:t>
+        </w:r>
+      </w:ins>
+      <w:ins w:id="140" w:author="PR Preview" w:date="2026-01-01T00:00:00Z">
+        <w:r>
+          <w:t xml:space="preserve"> </w:t>
+        </w:r>
+      </w:ins>
+      <w:ins w:id="141" w:author="PR Preview" w:date="2026-01-01T00:00:00Z">
+        <w:r>
+          <w:t xml:space="preserve">$\mathord{\smash[b]{\underset{\raise.3ex\hbox{$\scriptstyle\sim$}}{X}}\vphantom{X}}= {(X_1, \ldots, X_p)}^{\top}$</w:t>
+        </w:r>
+      </w:ins>
+      <w:ins w:id="142" w:author="PR Preview" w:date="2026-01-01T00:00:00Z">
+        <w:r>
+          <w:t xml:space="preserve"> </w:t>
+        </w:r>
+      </w:ins>
+      <w:ins w:id="143" w:author="PR Preview" w:date="2026-01-01T00:00:00Z">
+        <w:r>
+          <w:t xml:space="preserve">with</w:t>
+        </w:r>
+      </w:ins>
+      <w:ins w:id="144" w:author="PR Preview" w:date="2026-01-01T00:00:00Z">
+        <w:r>
+          <w:t xml:space="preserve"> </w:t>
+        </w:r>
+      </w:ins>
+      <m:oMath>
+        <m:r>
+          <m:rPr>
+            <m:sty m:val="p"/>
+          </m:rPr>
+          <m:t>E</m:t>
+        </m:r>
+        <m:r>
+          <m:t>​</m:t>
+        </m:r>
+        <m:d>
+          <m:dPr>
+            <m:begChr m:val="["/>
+            <m:sepChr m:val=""/>
+            <m:endChr m:val="]"/>
+            <m:grow/>
+          </m:dPr>
+          <m:e>
+            <m:sSubSup>
+              <m:e>
+                <m:r>
+                  <m:t>X</m:t>
+                </m:r>
+              </m:e>
+              <m:sub>
+                <m:r>
+                  <m:t>i</m:t>
+                </m:r>
+              </m:sub>
+              <m:sup>
+                <m:r>
+                  <m:t>2</m:t>
+                </m:r>
+              </m:sup>
+            </m:sSubSup>
+          </m:e>
+        </m:d>
+        <m:r>
+          <m:t>​</m:t>
+        </m:r>
+        <m:r>
+          <m:rPr>
+            <m:sty m:val="p"/>
+          </m:rPr>
+          <m:t>&lt;</m:t>
+        </m:r>
+        <m:r>
+          <m:rPr>
+            <m:sty m:val="p"/>
+          </m:rPr>
+          <m:t>∞</m:t>
+        </m:r>
+      </m:oMath>
+      <w:ins w:id="145" w:author="PR Preview" w:date="2026-01-01T00:00:00Z">
+        <w:r>
+          <w:t xml:space="preserve"> </w:t>
+        </w:r>
+      </w:ins>
+      <w:ins w:id="146" w:author="PR Preview" w:date="2026-01-01T00:00:00Z">
+        <w:r>
+          <w:t xml:space="preserve">for every</w:t>
+        </w:r>
+      </w:ins>
+      <w:ins w:id="147" w:author="PR Preview" w:date="2026-01-01T00:00:00Z">
+        <w:r>
+          <w:t xml:space="preserve"> </w:t>
+        </w:r>
+      </w:ins>
+      <m:oMath>
+        <m:r>
+          <m:t>i</m:t>
+        </m:r>
+      </m:oMath>
+      <w:ins w:id="148" w:author="PR Preview" w:date="2026-01-01T00:00:00Z">
+        <w:r>
+          <w:t xml:space="preserve">,</w:t>
+        </w:r>
+      </w:ins>
+      <w:ins w:id="149" w:author="PR Preview" w:date="2026-01-01T00:00:00Z">
+        <w:r>
+          <w:t xml:space="preserve"> </w:t>
+        </w:r>
+      </w:ins>
+      <w:ins w:id="150" w:author="PR Preview" w:date="2026-01-01T00:00:00Z">
+        <w:r>
+          <w:t xml:space="preserve">${\operatorname{Var}\mathopen{}\left(\mathord{\smash[b]{\underset{\raise.3ex\hbox{$\scriptstyle\sim$}}{X}}\vphantom{X}}\right)\mathclose{}}$</w:t>
+        </w:r>
+      </w:ins>
+      <w:ins w:id="151" w:author="PR Preview" w:date="2026-01-01T00:00:00Z">
+        <w:r>
+          <w:t xml:space="preserve"> </w:t>
+        </w:r>
+      </w:ins>
+      <w:ins w:id="152" w:author="PR Preview" w:date="2026-01-01T00:00:00Z">
+        <w:r>
+          <w:t xml:space="preserve">is</w:t>
+        </w:r>
+      </w:ins>
+      <w:ins w:id="153" w:author="PR Preview" w:date="2026-01-01T00:00:00Z">
+        <w:r>
+          <w:t xml:space="preserve"> </w:t>
+        </w:r>
+      </w:ins>
+      <w:hyperlink r:id="rId89">
+        <w:ins w:id="154" w:author="PR Preview" w:date="2026-01-01T00:00:00Z">
+          <w:r>
+            <w:rPr>
+              <w:rStyle w:val="Hyperlink"/>
+            </w:rPr>
+            <w:t xml:space="preserve">symmetric</w:t>
+          </w:r>
+        </w:ins>
+      </w:hyperlink>
+      <w:ins w:id="155" w:author="PR Preview" w:date="2026-01-01T00:00:00Z">
+        <w:r>
+          <w:t xml:space="preserve"> </w:t>
+        </w:r>
+      </w:ins>
+      <w:ins w:id="156" w:author="PR Preview" w:date="2026-01-01T00:00:00Z">
+        <w:r>
+          <w:t xml:space="preserve">and</w:t>
+        </w:r>
+      </w:ins>
+      <w:ins w:id="157" w:author="PR Preview" w:date="2026-01-01T00:00:00Z">
+        <w:r>
+          <w:t xml:space="preserve"> </w:t>
+        </w:r>
+      </w:ins>
+      <w:hyperlink r:id="rId90">
+        <w:ins w:id="158" w:author="PR Preview" w:date="2026-01-01T00:00:00Z">
+          <w:r>
+            <w:rPr>
+              <w:rStyle w:val="Hyperlink"/>
+            </w:rPr>
+            <w:t xml:space="preserve">positive semidefinite</w:t>
+          </w:r>
+        </w:ins>
+      </w:hyperlink>
+      <w:ins w:id="159" w:author="PR Preview" w:date="2026-01-01T00:00:00Z">
+        <w:r>
+          <w:t xml:space="preserve">:</w:t>
+        </w:r>
+      </w:ins>
+      <w:ins w:id="160" w:author="PR Preview" w:date="2026-01-01T00:00:00Z">
+        <w:r>
+          <w:t xml:space="preserve"> </w:t>
+        </w:r>
+      </w:ins>
+      <w:ins w:id="161" w:author="PR Preview" w:date="2026-01-01T00:00:00Z">
+        <w:r>
+          <w:t xml:space="preserve">for every</w:t>
+        </w:r>
+      </w:ins>
+      <w:ins w:id="162" w:author="PR Preview" w:date="2026-01-01T00:00:00Z">
+        <w:r>
+          <w:t xml:space="preserve"> </w:t>
+        </w:r>
+      </w:ins>
+      <m:oMath>
+        <m:r>
+          <m:t>p</m:t>
+        </m:r>
+        <m:r>
+          <m:rPr>
+            <m:sty m:val="p"/>
+          </m:rPr>
+          <m:t>×</m:t>
+        </m:r>
+        <m:r>
+          <m:t>1</m:t>
+        </m:r>
+      </m:oMath>
+      <w:ins w:id="163" w:author="PR Preview" w:date="2026-01-01T00:00:00Z">
+        <w:r>
+          <w:t xml:space="preserve"> </w:t>
+        </w:r>
+      </w:ins>
+      <w:ins w:id="164" w:author="PR Preview" w:date="2026-01-01T00:00:00Z">
+        <w:r>
+          <w:t xml:space="preserve">vector of constants</w:t>
+        </w:r>
+      </w:ins>
+      <w:ins w:id="165" w:author="PR Preview" w:date="2026-01-01T00:00:00Z">
+        <w:r>
+          <w:t xml:space="preserve"> </w:t>
+        </w:r>
+      </w:ins>
+      <w:ins w:id="166" w:author="PR Preview" w:date="2026-01-01T00:00:00Z">
+        <w:r>
+          <w:t xml:space="preserve">$\mathord{\smash[b]{\underset{\raise.3ex\hbox{$\scriptstyle\sim$}}{a}}\vphantom{a}}$</w:t>
+        </w:r>
+      </w:ins>
+      <w:ins w:id="167" w:author="PR Preview" w:date="2026-01-01T00:00:00Z">
+        <w:r>
+          <w:t xml:space="preserve">,</w:t>
+        </w:r>
+      </w:ins>
     </w:p>
     <w:p>
       <w:pPr>
         <w:pStyle w:val="BodyText"/>
       </w:pPr>
-      <w:r>
-        <w:t xml:space="preserve">$$
+      <w:ins w:id="168" w:author="PR Preview" w:date="2026-01-01T00:00:00Z">
+        <w:r>
+          <w:t xml:space="preserve">$${\mathord{\smash[b]{\underset{\raise.3ex\hbox{$\scriptstyle\sim$}}{a}}\vphantom{a}}}^{\top} {\operatorname{Var}\mathopen{}\left(\mathord{\smash[b]{\underset{\raise.3ex\hbox{$\scriptstyle\sim$}}{X}}\vphantom{X}}\right)\mathclose{}} \mathord{\smash[b]{\underset{\raise.3ex\hbox{$\scriptstyle\sim$}}{a}}\vphantom{a}}\ge 0$$</w:t>
+        </w:r>
+      </w:ins>
+    </w:p>
+    <w:bookmarkEnd w:id="91"/>
+    <w:p>
+      <w:pPr>
+        <w:pStyle w:val="FirstParagraph"/>
+      </w:pPr>
+      <w:ins w:id="169" w:author="PR Preview" w:date="2026-01-01T00:00:00Z">
+        <w:r>
+          <w:rPr>
+            <w:i/>
+            <w:iCs/>
+          </w:rPr>
+          <w:t xml:space="preserve">Proof</w:t>
+        </w:r>
+      </w:ins>
+      <w:ins w:id="170" w:author="PR Preview" w:date="2026-01-01T00:00:00Z">
+        <w:r>
+          <w:t xml:space="preserve">. </w:t>
+        </w:r>
+      </w:ins>
+      <w:ins w:id="171" w:author="PR Preview" w:date="2026-01-01T00:00:00Z">
+        <w:r>
+          <w:t xml:space="preserve">By</w:t>
+        </w:r>
+      </w:ins>
+      <w:ins w:id="172" w:author="PR Preview" w:date="2026-01-01T00:00:00Z">
+        <w:r>
+          <w:t xml:space="preserve"> </w:t>
+        </w:r>
+      </w:ins>
+      <w:hyperlink w:anchor="thm-vcov-elements">
+        <w:ins w:id="173" w:author="PR Preview" w:date="2026-01-01T00:00:00Z">
+          <w:r>
+            <w:rPr>
+              <w:rStyle w:val="Hyperlink"/>
+            </w:rPr>
+            <w:t xml:space="preserve">Theorem 10</w:t>
+          </w:r>
+        </w:ins>
+      </w:hyperlink>
+      <w:ins w:id="174" w:author="PR Preview" w:date="2026-01-01T00:00:00Z">
+        <w:r>
+          <w:t xml:space="preserve">, the</w:t>
+        </w:r>
+      </w:ins>
+      <w:ins w:id="175" w:author="PR Preview" w:date="2026-01-01T00:00:00Z">
+        <w:r>
+          <w:t xml:space="preserve"> </w:t>
+        </w:r>
+      </w:ins>
+      <m:oMath>
+        <m:r>
+          <m:rPr>
+            <m:sty m:val="p"/>
+          </m:rPr>
+          <m:t>(</m:t>
+        </m:r>
+        <m:r>
+          <m:t>i</m:t>
+        </m:r>
+        <m:r>
+          <m:rPr>
+            <m:sty m:val="p"/>
+          </m:rPr>
+          <m:t>,</m:t>
+        </m:r>
+        <m:r>
+          <m:t>j</m:t>
+        </m:r>
+        <m:r>
+          <m:rPr>
+            <m:sty m:val="p"/>
+          </m:rPr>
+          <m:t>)</m:t>
+        </m:r>
+      </m:oMath>
+      <w:ins w:id="176" w:author="PR Preview" w:date="2026-01-01T00:00:00Z">
+        <w:r>
+          <w:t xml:space="preserve">-th element of</w:t>
+        </w:r>
+      </w:ins>
+      <w:ins w:id="177" w:author="PR Preview" w:date="2026-01-01T00:00:00Z">
+        <w:r>
+          <w:t xml:space="preserve"> </w:t>
+        </w:r>
+      </w:ins>
+      <w:ins w:id="178" w:author="PR Preview" w:date="2026-01-01T00:00:00Z">
+        <w:r>
+          <w:t xml:space="preserve">${\operatorname{Var}\mathopen{}\left(\mathord{\smash[b]{\underset{\raise.3ex\hbox{$\scriptstyle\sim$}}{X}}\vphantom{X}}\right)\mathclose{}}$</w:t>
+        </w:r>
+      </w:ins>
+      <w:ins w:id="179" w:author="PR Preview" w:date="2026-01-01T00:00:00Z">
+        <w:r>
+          <w:t xml:space="preserve"> </w:t>
+        </w:r>
+      </w:ins>
+      <w:ins w:id="180" w:author="PR Preview" w:date="2026-01-01T00:00:00Z">
+        <w:r>
+          <w:t xml:space="preserve">is</w:t>
+        </w:r>
+      </w:ins>
+      <w:ins w:id="181" w:author="PR Preview" w:date="2026-01-01T00:00:00Z">
+        <w:r>
+          <w:t xml:space="preserve"> </w:t>
+        </w:r>
+      </w:ins>
+      <m:oMath>
+        <m:r>
+          <m:rPr>
+            <m:sty m:val="p"/>
+          </m:rPr>
+          <m:t>Cov</m:t>
+        </m:r>
+        <m:r>
+          <m:t>​</m:t>
+        </m:r>
+        <m:d>
+          <m:dPr>
+            <m:begChr m:val="("/>
+            <m:sepChr m:val=""/>
+            <m:endChr m:val=")"/>
+            <m:grow/>
+          </m:dPr>
+          <m:e>
+            <m:sSub>
+              <m:e>
+                <m:r>
+                  <m:t>X</m:t>
+                </m:r>
+              </m:e>
+              <m:sub>
+                <m:r>
+                  <m:t>i</m:t>
+                </m:r>
+              </m:sub>
+            </m:sSub>
+            <m:r>
+              <m:rPr>
+                <m:sty m:val="p"/>
+              </m:rPr>
+              <m:t>,</m:t>
+            </m:r>
+            <m:sSub>
+              <m:e>
+                <m:r>
+                  <m:t>X</m:t>
+                </m:r>
+              </m:e>
+              <m:sub>
+                <m:r>
+                  <m:t>j</m:t>
+                </m:r>
+              </m:sub>
+            </m:sSub>
+          </m:e>
+        </m:d>
+        <m:r>
+          <m:t>​</m:t>
+        </m:r>
+      </m:oMath>
+      <w:ins w:id="182" w:author="PR Preview" w:date="2026-01-01T00:00:00Z">
+        <w:r>
+          <w:t xml:space="preserve">,</w:t>
+        </w:r>
+      </w:ins>
+      <w:ins w:id="183" w:author="PR Preview" w:date="2026-01-01T00:00:00Z">
+        <w:r>
+          <w:t xml:space="preserve"> </w:t>
+        </w:r>
+      </w:ins>
+      <w:ins w:id="184" w:author="PR Preview" w:date="2026-01-01T00:00:00Z">
+        <w:r>
+          <w:t xml:space="preserve">and by</w:t>
+        </w:r>
+      </w:ins>
+      <w:ins w:id="185" w:author="PR Preview" w:date="2026-01-01T00:00:00Z">
+        <w:r>
+          <w:t xml:space="preserve"> </w:t>
+        </w:r>
+      </w:ins>
+      <w:hyperlink w:anchor="def-cov">
+        <w:ins w:id="186" w:author="PR Preview" w:date="2026-01-01T00:00:00Z">
+          <w:r>
+            <w:rPr>
+              <w:rStyle w:val="Hyperlink"/>
+            </w:rPr>
+            <w:t xml:space="preserve">Definition 9</w:t>
+          </w:r>
+        </w:ins>
+      </w:hyperlink>
+      <w:ins w:id="187" w:author="PR Preview" w:date="2026-01-01T00:00:00Z">
+        <w:r>
+          <w:t xml:space="preserve">, with</w:t>
+        </w:r>
+      </w:ins>
+      <w:ins w:id="188" w:author="PR Preview" w:date="2026-01-01T00:00:00Z">
+        <w:r>
+          <w:t xml:space="preserve"> </w:t>
+        </w:r>
+      </w:ins>
+      <m:oMath>
+        <m:sSub>
+          <m:e>
+            <m:r>
+              <m:t>μ</m:t>
+            </m:r>
+          </m:e>
+          <m:sub>
+            <m:r>
+              <m:t>i</m:t>
+            </m:r>
+          </m:sub>
+        </m:sSub>
+        <m:r>
+          <m:rPr>
+            <m:sty m:val="p"/>
+          </m:rPr>
+          <m:t>=</m:t>
+        </m:r>
+        <m:r>
+          <m:rPr>
+            <m:sty m:val="p"/>
+          </m:rPr>
+          <m:t>E</m:t>
+        </m:r>
+        <m:r>
+          <m:t>​</m:t>
+        </m:r>
+        <m:d>
+          <m:dPr>
+            <m:begChr m:val="["/>
+            <m:sepChr m:val=""/>
+            <m:endChr m:val="]"/>
+            <m:grow/>
+          </m:dPr>
+          <m:e>
+            <m:sSub>
+              <m:e>
+                <m:r>
+                  <m:t>X</m:t>
+                </m:r>
+              </m:e>
+              <m:sub>
+                <m:r>
+                  <m:t>i</m:t>
+                </m:r>
+              </m:sub>
+            </m:sSub>
+          </m:e>
+        </m:d>
+        <m:r>
+          <m:t>​</m:t>
+        </m:r>
+      </m:oMath>
+      <w:ins w:id="189" w:author="PR Preview" w:date="2026-01-01T00:00:00Z">
+        <w:r>
+          <w:t xml:space="preserve">:</w:t>
+        </w:r>
+      </w:ins>
+    </w:p>
+    <w:p>
+      <w:pPr>
+        <w:pStyle w:val="BodyText"/>
+      </w:pPr>
+      <m:oMathPara>
+        <m:oMathParaPr>
+          <m:jc m:val="center"/>
+        </m:oMathParaPr>
+        <m:oMath>
+          <m:eqArr>
+            <m:e>
+              <m:r>
+                <m:rPr>
+                  <m:sty m:val="p"/>
+                </m:rPr>
+                <m:t>Cov</m:t>
+              </m:r>
+              <m:r>
+                <m:t>​</m:t>
+              </m:r>
+              <m:d>
+                <m:dPr>
+                  <m:begChr m:val="("/>
+                  <m:sepChr m:val=""/>
+                  <m:endChr m:val=")"/>
+                  <m:grow/>
+                </m:dPr>
+                <m:e>
+                  <m:sSub>
+                    <m:e>
+                      <m:r>
+                        <m:t>X</m:t>
+                      </m:r>
+                    </m:e>
+                    <m:sub>
+                      <m:r>
+                        <m:t>i</m:t>
+                      </m:r>
+                    </m:sub>
+                  </m:sSub>
+                  <m:r>
+                    <m:rPr>
+                      <m:sty m:val="p"/>
+                    </m:rPr>
+                    <m:t>,</m:t>
+                  </m:r>
+                  <m:sSub>
+                    <m:e>
+                      <m:r>
+                        <m:t>X</m:t>
+                      </m:r>
+                    </m:e>
+                    <m:sub>
+                      <m:r>
+                        <m:t>j</m:t>
+                      </m:r>
+                    </m:sub>
+                  </m:sSub>
+                </m:e>
+              </m:d>
+              <m:r>
+                <m:t>​</m:t>
+              </m:r>
+              <m:r>
+                <m:t>&amp;</m:t>
+              </m:r>
+              <m:r>
+                <m:rPr>
+                  <m:sty m:val="p"/>
+                </m:rPr>
+                <m:t>=</m:t>
+              </m:r>
+              <m:r>
+                <m:rPr>
+                  <m:sty m:val="p"/>
+                </m:rPr>
+                <m:t>E</m:t>
+              </m:r>
+              <m:r>
+                <m:t>​</m:t>
+              </m:r>
+              <m:d>
+                <m:dPr>
+                  <m:begChr m:val="["/>
+                  <m:sepChr m:val=""/>
+                  <m:endChr m:val="]"/>
+                  <m:grow/>
+                </m:dPr>
+                <m:e>
+                  <m:r>
+                    <m:rPr>
+                      <m:sty m:val="p"/>
+                    </m:rPr>
+                    <m:t>(</m:t>
+                  </m:r>
+                  <m:sSub>
+                    <m:e>
+                      <m:r>
+                        <m:t>X</m:t>
+                      </m:r>
+                    </m:e>
+                    <m:sub>
+                      <m:r>
+                        <m:t>i</m:t>
+                      </m:r>
+                    </m:sub>
+                  </m:sSub>
+                  <m:r>
+                    <m:rPr>
+                      <m:sty m:val="p"/>
+                    </m:rPr>
+                    <m:t>−</m:t>
+                  </m:r>
+                  <m:sSub>
+                    <m:e>
+                      <m:r>
+                        <m:t>μ</m:t>
+                      </m:r>
+                    </m:e>
+                    <m:sub>
+                      <m:r>
+                        <m:t>i</m:t>
+                      </m:r>
+                    </m:sub>
+                  </m:sSub>
+                  <m:r>
+                    <m:rPr>
+                      <m:sty m:val="p"/>
+                    </m:rPr>
+                    <m:t>)</m:t>
+                  </m:r>
+                  <m:r>
+                    <m:rPr>
+                      <m:sty m:val="p"/>
+                    </m:rPr>
+                    <m:t>(</m:t>
+                  </m:r>
+                  <m:sSub>
+                    <m:e>
+                      <m:r>
+                        <m:t>X</m:t>
+                      </m:r>
+                    </m:e>
+                    <m:sub>
+                      <m:r>
+                        <m:t>j</m:t>
+                      </m:r>
+                    </m:sub>
+                  </m:sSub>
+                  <m:r>
+                    <m:rPr>
+                      <m:sty m:val="p"/>
+                    </m:rPr>
+                    <m:t>−</m:t>
+                  </m:r>
+                  <m:sSub>
+                    <m:e>
+                      <m:r>
+                        <m:t>μ</m:t>
+                      </m:r>
+                    </m:e>
+                    <m:sub>
+                      <m:r>
+                        <m:t>j</m:t>
+                      </m:r>
+                    </m:sub>
+                  </m:sSub>
+                  <m:r>
+                    <m:rPr>
+                      <m:sty m:val="p"/>
+                    </m:rPr>
+                    <m:t>)</m:t>
+                  </m:r>
+                </m:e>
+              </m:d>
+              <m:r>
+                <m:t>​</m:t>
+              </m:r>
+              <m:r>
+                <m:t>&amp;</m:t>
+              </m:r>
+              <m:r>
+                <m:t>&amp;</m:t>
+              </m:r>
+              <m:r>
+                <m:rPr>
+                  <m:nor/>
+                  <m:sty m:val="p"/>
+                </m:rPr>
+                <m:t>(definition of covariance)</m:t>
+              </m:r>
+            </m:e>
+            <m:e>
+              <m:r>
+                <m:t>&amp;</m:t>
+              </m:r>
+              <m:r>
+                <m:rPr>
+                  <m:sty m:val="p"/>
+                </m:rPr>
+                <m:t>=</m:t>
+              </m:r>
+              <m:r>
+                <m:rPr>
+                  <m:sty m:val="p"/>
+                </m:rPr>
+                <m:t>E</m:t>
+              </m:r>
+              <m:r>
+                <m:t>​</m:t>
+              </m:r>
+              <m:d>
+                <m:dPr>
+                  <m:begChr m:val="["/>
+                  <m:sepChr m:val=""/>
+                  <m:endChr m:val="]"/>
+                  <m:grow/>
+                </m:dPr>
+                <m:e>
+                  <m:r>
+                    <m:rPr>
+                      <m:sty m:val="p"/>
+                    </m:rPr>
+                    <m:t>(</m:t>
+                  </m:r>
+                  <m:sSub>
+                    <m:e>
+                      <m:r>
+                        <m:t>X</m:t>
+                      </m:r>
+                    </m:e>
+                    <m:sub>
+                      <m:r>
+                        <m:t>j</m:t>
+                      </m:r>
+                    </m:sub>
+                  </m:sSub>
+                  <m:r>
+                    <m:rPr>
+                      <m:sty m:val="p"/>
+                    </m:rPr>
+                    <m:t>−</m:t>
+                  </m:r>
+                  <m:sSub>
+                    <m:e>
+                      <m:r>
+                        <m:t>μ</m:t>
+                      </m:r>
+                    </m:e>
+                    <m:sub>
+                      <m:r>
+                        <m:t>j</m:t>
+                      </m:r>
+                    </m:sub>
+                  </m:sSub>
+                  <m:r>
+                    <m:rPr>
+                      <m:sty m:val="p"/>
+                    </m:rPr>
+                    <m:t>)</m:t>
+                  </m:r>
+                  <m:r>
+                    <m:rPr>
+                      <m:sty m:val="p"/>
+                    </m:rPr>
+                    <m:t>(</m:t>
+                  </m:r>
+                  <m:sSub>
+                    <m:e>
+                      <m:r>
+                        <m:t>X</m:t>
+                      </m:r>
+                    </m:e>
+                    <m:sub>
+                      <m:r>
+                        <m:t>i</m:t>
+                      </m:r>
+                    </m:sub>
+                  </m:sSub>
+                  <m:r>
+                    <m:rPr>
+                      <m:sty m:val="p"/>
+                    </m:rPr>
+                    <m:t>−</m:t>
+                  </m:r>
+                  <m:sSub>
+                    <m:e>
+                      <m:r>
+                        <m:t>μ</m:t>
+                      </m:r>
+                    </m:e>
+                    <m:sub>
+                      <m:r>
+                        <m:t>i</m:t>
+                      </m:r>
+                    </m:sub>
+                  </m:sSub>
+                  <m:r>
+                    <m:rPr>
+                      <m:sty m:val="p"/>
+                    </m:rPr>
+                    <m:t>)</m:t>
+                  </m:r>
+                </m:e>
+              </m:d>
+              <m:r>
+                <m:t>​</m:t>
+              </m:r>
+              <m:r>
+                <m:t>&amp;</m:t>
+              </m:r>
+              <m:r>
+                <m:t>&amp;</m:t>
+              </m:r>
+              <m:r>
+                <m:rPr>
+                  <m:nor/>
+                  <m:sty m:val="p"/>
+                </m:rPr>
+                <m:t>(multiplication of numbers is commutative)</m:t>
+              </m:r>
+            </m:e>
+            <m:e>
+              <m:r>
+                <m:t>&amp;</m:t>
+              </m:r>
+              <m:r>
+                <m:rPr>
+                  <m:sty m:val="p"/>
+                </m:rPr>
+                <m:t>=</m:t>
+              </m:r>
+              <m:r>
+                <m:rPr>
+                  <m:sty m:val="p"/>
+                </m:rPr>
+                <m:t>Cov</m:t>
+              </m:r>
+              <m:r>
+                <m:t>​</m:t>
+              </m:r>
+              <m:d>
+                <m:dPr>
+                  <m:begChr m:val="("/>
+                  <m:sepChr m:val=""/>
+                  <m:endChr m:val=")"/>
+                  <m:grow/>
+                </m:dPr>
+                <m:e>
+                  <m:sSub>
+                    <m:e>
+                      <m:r>
+                        <m:t>X</m:t>
+                      </m:r>
+                    </m:e>
+                    <m:sub>
+                      <m:r>
+                        <m:t>j</m:t>
+                      </m:r>
+                    </m:sub>
+                  </m:sSub>
+                  <m:r>
+                    <m:rPr>
+                      <m:sty m:val="p"/>
+                    </m:rPr>
+                    <m:t>,</m:t>
+                  </m:r>
+                  <m:sSub>
+                    <m:e>
+                      <m:r>
+                        <m:t>X</m:t>
+                      </m:r>
+                    </m:e>
+                    <m:sub>
+                      <m:r>
+                        <m:t>i</m:t>
+                      </m:r>
+                    </m:sub>
+                  </m:sSub>
+                </m:e>
+              </m:d>
+              <m:r>
+                <m:t>​</m:t>
+              </m:r>
+              <m:r>
+                <m:t>&amp;</m:t>
+              </m:r>
+              <m:r>
+                <m:t>&amp;</m:t>
+              </m:r>
+              <m:r>
+                <m:rPr>
+                  <m:nor/>
+                  <m:sty m:val="p"/>
+                </m:rPr>
+                <m:t>(definition of covariance)</m:t>
+              </m:r>
+            </m:e>
+          </m:eqArr>
+        </m:oMath>
+      </m:oMathPara>
+    </w:p>
+    <w:p>
+      <w:pPr>
+        <w:pStyle w:val="FirstParagraph"/>
+      </w:pPr>
+      <w:ins w:id="190" w:author="PR Preview" w:date="2026-01-01T00:00:00Z">
+        <w:r>
+          <w:t xml:space="preserve">so the</w:t>
+        </w:r>
+      </w:ins>
+      <w:ins w:id="191" w:author="PR Preview" w:date="2026-01-01T00:00:00Z">
+        <w:r>
+          <w:t xml:space="preserve"> </w:t>
+        </w:r>
+      </w:ins>
+      <m:oMath>
+        <m:r>
+          <m:rPr>
+            <m:sty m:val="p"/>
+          </m:rPr>
+          <m:t>(</m:t>
+        </m:r>
+        <m:r>
+          <m:t>i</m:t>
+        </m:r>
+        <m:r>
+          <m:rPr>
+            <m:sty m:val="p"/>
+          </m:rPr>
+          <m:t>,</m:t>
+        </m:r>
+        <m:r>
+          <m:t>j</m:t>
+        </m:r>
+        <m:r>
+          <m:rPr>
+            <m:sty m:val="p"/>
+          </m:rPr>
+          <m:t>)</m:t>
+        </m:r>
+      </m:oMath>
+      <w:ins w:id="192" w:author="PR Preview" w:date="2026-01-01T00:00:00Z">
+        <w:r>
+          <w:t xml:space="preserve">-th and</w:t>
+        </w:r>
+      </w:ins>
+      <w:ins w:id="193" w:author="PR Preview" w:date="2026-01-01T00:00:00Z">
+        <w:r>
+          <w:t xml:space="preserve"> </w:t>
+        </w:r>
+      </w:ins>
+      <m:oMath>
+        <m:r>
+          <m:rPr>
+            <m:sty m:val="p"/>
+          </m:rPr>
+          <m:t>(</m:t>
+        </m:r>
+        <m:r>
+          <m:t>j</m:t>
+        </m:r>
+        <m:r>
+          <m:rPr>
+            <m:sty m:val="p"/>
+          </m:rPr>
+          <m:t>,</m:t>
+        </m:r>
+        <m:r>
+          <m:t>i</m:t>
+        </m:r>
+        <m:r>
+          <m:rPr>
+            <m:sty m:val="p"/>
+          </m:rPr>
+          <m:t>)</m:t>
+        </m:r>
+      </m:oMath>
+      <w:ins w:id="194" w:author="PR Preview" w:date="2026-01-01T00:00:00Z">
+        <w:r>
+          <w:t xml:space="preserve">-th elements are equal,</w:t>
+        </w:r>
+      </w:ins>
+      <w:ins w:id="195" w:author="PR Preview" w:date="2026-01-01T00:00:00Z">
+        <w:r>
+          <w:t xml:space="preserve"> </w:t>
+        </w:r>
+      </w:ins>
+      <w:ins w:id="196" w:author="PR Preview" w:date="2026-01-01T00:00:00Z">
+        <w:r>
+          <w:t xml:space="preserve">and</w:t>
+        </w:r>
+      </w:ins>
+      <w:ins w:id="197" w:author="PR Preview" w:date="2026-01-01T00:00:00Z">
+        <w:r>
+          <w:t xml:space="preserve"> </w:t>
+        </w:r>
+      </w:ins>
+      <w:ins w:id="198" w:author="PR Preview" w:date="2026-01-01T00:00:00Z">
+        <w:r>
+          <w:t xml:space="preserve">${\operatorname{Var}\mathopen{}\left(\mathord{\smash[b]{\underset{\raise.3ex\hbox{$\scriptstyle\sim$}}{X}}\vphantom{X}}\right)\mathclose{}}$</w:t>
+        </w:r>
+      </w:ins>
+      <w:ins w:id="199" w:author="PR Preview" w:date="2026-01-01T00:00:00Z">
+        <w:r>
+          <w:t xml:space="preserve"> </w:t>
+        </w:r>
+      </w:ins>
+      <w:ins w:id="200" w:author="PR Preview" w:date="2026-01-01T00:00:00Z">
+        <w:r>
+          <w:t xml:space="preserve">is symmetric.</w:t>
+        </w:r>
+      </w:ins>
+    </w:p>
+    <w:p>
+      <w:pPr>
+        <w:pStyle w:val="BodyText"/>
+      </w:pPr>
+      <w:r>
+        <w:t xml:space="preserve">For positive semidefiniteness, let</w:t>
+      </w:r>
+      <w:r>
+        <w:t xml:space="preserve"> </w:t>
+      </w:r>
+      <w:r>
+        <w:t xml:space="preserve">$Y = {\mathord{\smash[b]{\underset{\raise.3ex\hbox{$\scriptstyle\sim$}}{a}}\vphantom{a}}}^{\top}\mathord{\smash[b]{\underset{\raise.3ex\hbox{$\scriptstyle\sim$}}{X}}\vphantom{X}}$</w:t>
+      </w:r>
+      <w:r>
+        <w:t xml:space="preserve">. Then:</w:t>
+      </w:r>
+    </w:p>
+    <w:p>
+      <w:pPr>
+        <w:pStyle w:val="BodyText"/>
+      </w:pPr>
+      <w:del w:id="201" w:author="PR Preview" w:date="2026-01-01T00:00:00Z">
+        <w:r>
+          <w:delText xml:space="preserve">$$
     \begin{aligned}
     {\mathord{\smash[b]{\underset{\raise.3ex\hbox{$\scriptstyle\sim$}}{a}}\vphantom{a}}}^{\top} \operatorname{Var}\mathopen{}\left(\mathord{\smash[b]{\underset{\raise.3ex\hbox{$\scriptstyle\sim$}}{X}}\vphantom{X}}\right)\mathclose{} \mathord{\smash[b]{\underset{\raise.3ex\hbox{$\scriptstyle\sim$}}{a}}\vphantom{a}}
     &amp;= \operatorname{Var}\mathopen{}\left(Y\right)\mathclose{}
@@ -38075,8 +39746,29 @@
     &amp;\ge 0
     &amp;&amp; \text{(} (Y - \operatorname{E}\mathopen{}\left[Y\right]\mathclose{})^2 \ge 0 \text{)}
     \end{aligned}
+    $$</w:delText>
+        </w:r>
+      </w:del>
+    </w:p>
+    <w:p>
+      <w:pPr>
+        <w:pStyle w:val="BodyText"/>
+      </w:pPr>
+      <w:ins w:id="202" w:author="PR Preview" w:date="2026-01-01T00:00:00Z">
+        <w:r>
+          <w:t xml:space="preserve">$$
+    \begin{aligned}
+    {\mathord{\smash[b]{\underset{\raise.3ex\hbox{$\scriptstyle\sim$}}{a}}\vphantom{a}}}^{\top} {\operatorname{Var}\mathopen{}\left(\mathord{\smash[b]{\underset{\raise.3ex\hbox{$\scriptstyle\sim$}}{X}}\vphantom{X}}\right)\mathclose{}} \mathord{\smash[b]{\underset{\raise.3ex\hbox{$\scriptstyle\sim$}}{a}}\vphantom{a}}
+    &amp;= {\operatorname{Var}\mathopen{}\left(Y\right)\mathclose{}}
+    &amp;&amp; \text{(variance of a linear combination)} \\
+    &amp;= {\operatorname{E}\mathopen{}\left[(Y - {\operatorname{E}\mathopen{}\left[Y\right]\mathclose{}})^2\right]\mathclose{}}
+    &amp;&amp; \text{(definition of variance)} \\
+    &amp;\ge 0
+    &amp;&amp; \text{(} (Y - {\operatorname{E}\mathopen{}\left[Y\right]\mathclose{}})^2 \ge 0 \text{)}
+    \end{aligned}
     $$</w:t>
-      </w:r>
+        </w:r>
+      </w:ins>
     </w:p>
     <w:p>
       <w:pPr>
@@ -39719,13 +41411,29 @@
       <w:pPr>
         <w:pStyle w:val="BodyText"/>
       </w:pPr>
-      <w:r>
-        <w:t xml:space="preserve">$$
+      <w:del w:id="203" w:author="PR Preview" w:date="2026-01-01T00:00:00Z">
+        <w:r>
+          <w:delText xml:space="preserve">$$
     \operatorname{Var}\mathopen{}\left(\mathord{\smash[b]{\underset{\raise.3ex\hbox{$\scriptstyle\sim$}}{X}}\vphantom{X}}\right)\mathclose{} = \begin{pmatrix}12.5 &amp; -2.5 \\ -2.5 &amp; 1\end{pmatrix},
     \qquad
     \operatorname{Var}\mathopen{}\left(\mathord{\smash[b]{\underset{\raise.3ex\hbox{$\scriptstyle\sim$}}{X}}\vphantom{X}}'\right)\mathclose{} = \begin{pmatrix}12.5 &amp; 2.5 \\ 2.5 &amp; 1\end{pmatrix}.
+    $$</w:delText>
+        </w:r>
+      </w:del>
+    </w:p>
+    <w:p>
+      <w:pPr>
+        <w:pStyle w:val="BodyText"/>
+      </w:pPr>
+      <w:ins w:id="204" w:author="PR Preview" w:date="2026-01-01T00:00:00Z">
+        <w:r>
+          <w:t xml:space="preserve">$$
+    {\operatorname{Var}\mathopen{}\left(\mathord{\smash[b]{\underset{\raise.3ex\hbox{$\scriptstyle\sim$}}{X}}\vphantom{X}}\right)\mathclose{}} = \begin{pmatrix}12.5 &amp; -2.5 \\ -2.5 &amp; 1\end{pmatrix},
+    \qquad
+    {\operatorname{Var}\mathopen{}\left(\mathord{\smash[b]{\underset{\raise.3ex\hbox{$\scriptstyle\sim$}}{X}}\vphantom{X}}'\right)\mathclose{}} = \begin{pmatrix}12.5 &amp; 2.5 \\ 2.5 &amp; 1\end{pmatrix}.
     $$</w:t>
-      </w:r>
+        </w:r>
+      </w:ins>
     </w:p>
     <w:p>
       <w:pPr>
@@ -40870,11 +42578,25 @@
       <w:pPr>
         <w:pStyle w:val="BodyText"/>
       </w:pPr>
-      <w:r>
-        <w:t xml:space="preserve">$$
+      <w:del w:id="205" w:author="PR Preview" w:date="2026-01-01T00:00:00Z">
+        <w:r>
+          <w:delText xml:space="preserve">$$
     \operatorname{Var}\mathopen{}\left(\mathord{\smash[b]{\underset{\raise.3ex\hbox{$\scriptstyle\sim$}}{X}}\vphantom{X}}\right)\mathclose{} = \sigma^2\begin{pmatrix}1 &amp; 1 \\ 1 &amp; 1\end{pmatrix}.
+    $$</w:delText>
+        </w:r>
+      </w:del>
+    </w:p>
+    <w:p>
+      <w:pPr>
+        <w:pStyle w:val="BodyText"/>
+      </w:pPr>
+      <w:ins w:id="206" w:author="PR Preview" w:date="2026-01-01T00:00:00Z">
+        <w:r>
+          <w:t xml:space="preserve">$$
+    {\operatorname{Var}\mathopen{}\left(\mathord{\smash[b]{\underset{\raise.3ex\hbox{$\scriptstyle\sim$}}{X}}\vphantom{X}}\right)\mathclose{}} = \sigma^2\begin{pmatrix}1 &amp; 1 \\ 1 &amp; 1\end{pmatrix}.
     $$</w:t>
-      </w:r>
+        </w:r>
+      </w:ins>
     </w:p>
     <w:p>
       <w:pPr>
@@ -40897,81 +42619,117 @@
       <w:pPr>
         <w:pStyle w:val="BodyText"/>
       </w:pPr>
-      <w:r>
-        <w:t xml:space="preserve">$$
+      <w:del w:id="207" w:author="PR Preview" w:date="2026-01-01T00:00:00Z">
+        <w:r>
+          <w:delText xml:space="preserve">$$
     \begin{aligned}
     {\mathord{\smash[b]{\underset{\raise.3ex\hbox{$\scriptstyle\sim$}}{a}}\vphantom{a}}}^{\top}\operatorname{Var}\mathopen{}\left(\mathord{\smash[b]{\underset{\raise.3ex\hbox{$\scriptstyle\sim$}}{X}}\vphantom{X}}\right)\mathclose{}\mathord{\smash[b]{\underset{\raise.3ex\hbox{$\scriptstyle\sim$}}{a}}\vphantom{a}}&amp;= \operatorname{Var}\mathopen{}\left(X_1 - X_2\right)\mathclose{} \\
     &amp;= \operatorname{Var}\mathopen{}\left(0\right)\mathclose{} \\
     &amp;= 0,
     \end{aligned}
-    $$</w:t>
-      </w:r>
+    $$</w:delText>
+        </w:r>
+      </w:del>
     </w:p>
     <w:p>
       <w:pPr>
         <w:pStyle w:val="FirstParagraph"/>
       </w:pPr>
-      <w:r>
-        <w:t xml:space="preserve">so</w:t>
-      </w:r>
-      <w:r>
-        <w:t xml:space="preserve"> </w:t>
-      </w:r>
-      <w:r>
-        <w:t xml:space="preserve">$\operatorname{Var}\mathopen{}\left(\mathord{\smash[b]{\underset{\raise.3ex\hbox{$\scriptstyle\sim$}}{X}}\vphantom{X}}\right)\mathclose{}$</w:t>
-      </w:r>
-      <w:r>
-        <w:t xml:space="preserve"> </w:t>
-      </w:r>
-      <w:r>
-        <w:t xml:space="preserve">is positive semidefinite</w:t>
-      </w:r>
-      <w:r>
-        <w:t xml:space="preserve"> </w:t>
-      </w:r>
-      <w:r>
-        <w:t xml:space="preserve">but not</w:t>
-      </w:r>
-      <w:r>
-        <w:t xml:space="preserve"> </w:t>
-      </w:r>
+      <w:del w:id="208" w:author="PR Preview" w:date="2026-01-01T00:00:00Z">
+        <w:r>
+          <w:delText xml:space="preserve">so</w:delText>
+        </w:r>
+      </w:del>
+      <w:del w:id="209" w:author="PR Preview" w:date="2026-01-01T00:00:00Z">
+        <w:r>
+          <w:delText xml:space="preserve"> </w:delText>
+        </w:r>
+      </w:del>
+      <w:del w:id="210" w:author="PR Preview" w:date="2026-01-01T00:00:00Z">
+        <w:r>
+          <w:delText xml:space="preserve">$\operatorname{Var}\mathopen{}\left(\mathord{\smash[b]{\underset{\raise.3ex\hbox{$\scriptstyle\sim$}}{X}}\vphantom{X}}\right)\mathclose{}$</w:delText>
+        </w:r>
+      </w:del>
+      <w:del w:id="211" w:author="PR Preview" w:date="2026-01-01T00:00:00Z">
+        <w:r>
+          <w:delText xml:space="preserve"> </w:delText>
+        </w:r>
+      </w:del>
+      <w:del w:id="212" w:author="PR Preview" w:date="2026-01-01T00:00:00Z">
+        <w:r>
+          <w:delText xml:space="preserve">is positive semidefinite</w:delText>
+        </w:r>
+      </w:del>
+      <w:del w:id="213" w:author="PR Preview" w:date="2026-01-01T00:00:00Z">
+        <w:r>
+          <w:delText xml:space="preserve"> </w:delText>
+        </w:r>
+      </w:del>
+      <w:del w:id="214" w:author="PR Preview" w:date="2026-01-01T00:00:00Z">
+        <w:r>
+          <w:delText xml:space="preserve">but not</w:delText>
+        </w:r>
+      </w:del>
+      <w:del w:id="215" w:author="PR Preview" w:date="2026-01-01T00:00:00Z">
+        <w:r>
+          <w:delText xml:space="preserve"> </w:delText>
+        </w:r>
+      </w:del>
       <w:hyperlink r:id="rId93">
+        <w:del w:id="216" w:author="PR Preview" w:date="2026-01-01T00:00:00Z">
+          <w:r>
+            <w:rPr>
+              <w:rStyle w:val="Hyperlink"/>
+            </w:rPr>
+            <w:delText xml:space="preserve">positive definite</w:delText>
+          </w:r>
+        </w:del>
+      </w:hyperlink>
+      <w:del w:id="217" w:author="PR Preview" w:date="2026-01-01T00:00:00Z">
         <w:r>
-          <w:rPr>
-            <w:rStyle w:val="Hyperlink"/>
-          </w:rPr>
-          <w:t xml:space="preserve">positive definite</w:t>
+          <w:delText xml:space="preserve"> </w:delText>
         </w:r>
+      </w:del>
+      <w:del w:id="218" w:author="PR Preview" w:date="2026-01-01T00:00:00Z">
+        <w:r>
+          <w:delText xml:space="preserve">(compare</w:delText>
+        </w:r>
+      </w:del>
+      <w:del w:id="219" w:author="PR Preview" w:date="2026-01-01T00:00:00Z">
+        <w:r>
+          <w:delText xml:space="preserve"> </w:delText>
+        </w:r>
+      </w:del>
+      <w:hyperlink r:id="rId94">
+        <w:del w:id="220" w:author="PR Preview" w:date="2026-01-01T00:00:00Z">
+          <w:r>
+            <w:rPr>
+              <w:rStyle w:val="Hyperlink"/>
+            </w:rPr>
+            <w:delText xml:space="preserve">this example</w:delText>
+          </w:r>
+        </w:del>
       </w:hyperlink>
-      <w:r>
-        <w:t xml:space="preserve"> </w:t>
-      </w:r>
-      <w:r>
-        <w:t xml:space="preserve">(compare</w:t>
-      </w:r>
-      <w:r>
-        <w:t xml:space="preserve"> </w:t>
-      </w:r>
-      <w:hyperlink r:id="rId94">
+      <w:del w:id="221" w:author="PR Preview" w:date="2026-01-01T00:00:00Z">
         <w:r>
-          <w:rPr>
-            <w:rStyle w:val="Hyperlink"/>
-          </w:rPr>
-          <w:t xml:space="preserve">this example</w:t>
+          <w:delText xml:space="preserve">).</w:delText>
         </w:r>
-      </w:hyperlink>
-      <w:r>
-        <w:t xml:space="preserve">).</w:t>
-      </w:r>
-      <w:r>
-        <w:t xml:space="preserve"> </w:t>
-      </w:r>
-      <w:r>
-        <w:t xml:space="preserve">If</w:t>
-      </w:r>
-      <w:r>
-        <w:t xml:space="preserve"> </w:t>
-      </w:r>
+      </w:del>
+      <w:del w:id="222" w:author="PR Preview" w:date="2026-01-01T00:00:00Z">
+        <w:r>
+          <w:delText xml:space="preserve"> </w:delText>
+        </w:r>
+      </w:del>
+      <w:del w:id="223" w:author="PR Preview" w:date="2026-01-01T00:00:00Z">
+        <w:r>
+          <w:delText xml:space="preserve">If</w:delText>
+        </w:r>
+      </w:del>
+      <w:del w:id="224" w:author="PR Preview" w:date="2026-01-01T00:00:00Z">
+        <w:r>
+          <w:delText xml:space="preserve"> </w:delText>
+        </w:r>
+      </w:del>
       <m:oMath>
         <m:sSub>
           <m:e>
@@ -40986,38 +42744,236 @@
           </m:sub>
         </m:sSub>
       </m:oMath>
-      <w:r>
-        <w:t xml:space="preserve"> </w:t>
-      </w:r>
-      <w:r>
-        <w:t xml:space="preserve">is continuous,</w:t>
-      </w:r>
-      <w:r>
-        <w:t xml:space="preserve"> </w:t>
-      </w:r>
-      <w:r>
-        <w:t xml:space="preserve">$\mathord{\smash[b]{\underset{\raise.3ex\hbox{$\scriptstyle\sim$}}{X}}\vphantom{X}}$</w:t>
-      </w:r>
-      <w:r>
-        <w:t xml:space="preserve"> </w:t>
-      </w:r>
-      <w:r>
-        <w:t xml:space="preserve">has no</w:t>
-      </w:r>
-      <w:r>
-        <w:t xml:space="preserve"> </w:t>
-      </w:r>
+      <w:del w:id="225" w:author="PR Preview" w:date="2026-01-01T00:00:00Z">
+        <w:r>
+          <w:delText xml:space="preserve"> </w:delText>
+        </w:r>
+      </w:del>
+      <w:del w:id="226" w:author="PR Preview" w:date="2026-01-01T00:00:00Z">
+        <w:r>
+          <w:delText xml:space="preserve">is continuous,</w:delText>
+        </w:r>
+      </w:del>
+      <w:del w:id="227" w:author="PR Preview" w:date="2026-01-01T00:00:00Z">
+        <w:r>
+          <w:delText xml:space="preserve"> </w:delText>
+        </w:r>
+      </w:del>
+      <w:del w:id="228" w:author="PR Preview" w:date="2026-01-01T00:00:00Z">
+        <w:r>
+          <w:delText xml:space="preserve">$\mathord{\smash[b]{\underset{\raise.3ex\hbox{$\scriptstyle\sim$}}{X}}\vphantom{X}}$</w:delText>
+        </w:r>
+      </w:del>
+      <w:del w:id="229" w:author="PR Preview" w:date="2026-01-01T00:00:00Z">
+        <w:r>
+          <w:delText xml:space="preserve"> </w:delText>
+        </w:r>
+      </w:del>
+      <w:del w:id="230" w:author="PR Preview" w:date="2026-01-01T00:00:00Z">
+        <w:r>
+          <w:delText xml:space="preserve">has no</w:delText>
+        </w:r>
+      </w:del>
+      <w:del w:id="231" w:author="PR Preview" w:date="2026-01-01T00:00:00Z">
+        <w:r>
+          <w:delText xml:space="preserve"> </w:delText>
+        </w:r>
+      </w:del>
       <w:hyperlink r:id="rId95">
+        <w:del w:id="232" w:author="PR Preview" w:date="2026-01-01T00:00:00Z">
+          <w:r>
+            <w:rPr>
+              <w:rStyle w:val="Hyperlink"/>
+            </w:rPr>
+            <w:delText xml:space="preserve">joint density</w:delText>
+          </w:r>
+        </w:del>
+      </w:hyperlink>
+      <w:del w:id="233" w:author="PR Preview" w:date="2026-01-01T00:00:00Z">
         <w:r>
-          <w:rPr>
-            <w:rStyle w:val="Hyperlink"/>
-          </w:rPr>
-          <w:t xml:space="preserve">joint density</w:t>
+          <w:delText xml:space="preserve">.</w:delText>
         </w:r>
+      </w:del>
+    </w:p>
+    <w:p>
+      <w:pPr>
+        <w:pStyle w:val="BodyText"/>
+      </w:pPr>
+      <w:ins w:id="234" w:author="PR Preview" w:date="2026-01-01T00:00:00Z">
+        <w:r>
+          <w:t xml:space="preserve">$$
+    \begin{aligned}
+    {\mathord{\smash[b]{\underset{\raise.3ex\hbox{$\scriptstyle\sim$}}{a}}\vphantom{a}}}^{\top}{\operatorname{Var}\mathopen{}\left(\mathord{\smash[b]{\underset{\raise.3ex\hbox{$\scriptstyle\sim$}}{X}}\vphantom{X}}\right)\mathclose{}}\mathord{\smash[b]{\underset{\raise.3ex\hbox{$\scriptstyle\sim$}}{a}}\vphantom{a}}&amp;= {\operatorname{Var}\mathopen{}\left(X_1 - X_2\right)\mathclose{}} \\
+    &amp;= {\operatorname{Var}\mathopen{}\left(0\right)\mathclose{}} \\
+    &amp;= 0,
+    \end{aligned}
+    $$</w:t>
+        </w:r>
+      </w:ins>
+    </w:p>
+    <w:p>
+      <w:pPr>
+        <w:pStyle w:val="FirstParagraph"/>
+      </w:pPr>
+      <w:ins w:id="235" w:author="PR Preview" w:date="2026-01-01T00:00:00Z">
+        <w:r>
+          <w:t xml:space="preserve">so</w:t>
+        </w:r>
+      </w:ins>
+      <w:ins w:id="236" w:author="PR Preview" w:date="2026-01-01T00:00:00Z">
+        <w:r>
+          <w:t xml:space="preserve"> </w:t>
+        </w:r>
+      </w:ins>
+      <w:ins w:id="237" w:author="PR Preview" w:date="2026-01-01T00:00:00Z">
+        <w:r>
+          <w:t xml:space="preserve">${\operatorname{Var}\mathopen{}\left(\mathord{\smash[b]{\underset{\raise.3ex\hbox{$\scriptstyle\sim$}}{X}}\vphantom{X}}\right)\mathclose{}}$</w:t>
+        </w:r>
+      </w:ins>
+      <w:ins w:id="238" w:author="PR Preview" w:date="2026-01-01T00:00:00Z">
+        <w:r>
+          <w:t xml:space="preserve"> </w:t>
+        </w:r>
+      </w:ins>
+      <w:ins w:id="239" w:author="PR Preview" w:date="2026-01-01T00:00:00Z">
+        <w:r>
+          <w:t xml:space="preserve">is positive semidefinite</w:t>
+        </w:r>
+      </w:ins>
+      <w:ins w:id="240" w:author="PR Preview" w:date="2026-01-01T00:00:00Z">
+        <w:r>
+          <w:t xml:space="preserve"> </w:t>
+        </w:r>
+      </w:ins>
+      <w:ins w:id="241" w:author="PR Preview" w:date="2026-01-01T00:00:00Z">
+        <w:r>
+          <w:t xml:space="preserve">but not</w:t>
+        </w:r>
+      </w:ins>
+      <w:ins w:id="242" w:author="PR Preview" w:date="2026-01-01T00:00:00Z">
+        <w:r>
+          <w:t xml:space="preserve"> </w:t>
+        </w:r>
+      </w:ins>
+      <w:hyperlink r:id="rId93">
+        <w:ins w:id="243" w:author="PR Preview" w:date="2026-01-01T00:00:00Z">
+          <w:r>
+            <w:rPr>
+              <w:rStyle w:val="Hyperlink"/>
+            </w:rPr>
+            <w:t xml:space="preserve">positive definite</w:t>
+          </w:r>
+        </w:ins>
       </w:hyperlink>
-      <w:r>
-        <w:t xml:space="preserve">.</w:t>
-      </w:r>
+      <w:ins w:id="244" w:author="PR Preview" w:date="2026-01-01T00:00:00Z">
+        <w:r>
+          <w:t xml:space="preserve"> </w:t>
+        </w:r>
+      </w:ins>
+      <w:ins w:id="245" w:author="PR Preview" w:date="2026-01-01T00:00:00Z">
+        <w:r>
+          <w:t xml:space="preserve">(compare</w:t>
+        </w:r>
+      </w:ins>
+      <w:ins w:id="246" w:author="PR Preview" w:date="2026-01-01T00:00:00Z">
+        <w:r>
+          <w:t xml:space="preserve"> </w:t>
+        </w:r>
+      </w:ins>
+      <w:hyperlink r:id="rId94">
+        <w:ins w:id="247" w:author="PR Preview" w:date="2026-01-01T00:00:00Z">
+          <w:r>
+            <w:rPr>
+              <w:rStyle w:val="Hyperlink"/>
+            </w:rPr>
+            <w:t xml:space="preserve">this example</w:t>
+          </w:r>
+        </w:ins>
+      </w:hyperlink>
+      <w:ins w:id="248" w:author="PR Preview" w:date="2026-01-01T00:00:00Z">
+        <w:r>
+          <w:t xml:space="preserve">).</w:t>
+        </w:r>
+      </w:ins>
+      <w:ins w:id="249" w:author="PR Preview" w:date="2026-01-01T00:00:00Z">
+        <w:r>
+          <w:t xml:space="preserve"> </w:t>
+        </w:r>
+      </w:ins>
+      <w:ins w:id="250" w:author="PR Preview" w:date="2026-01-01T00:00:00Z">
+        <w:r>
+          <w:t xml:space="preserve">If</w:t>
+        </w:r>
+      </w:ins>
+      <w:ins w:id="251" w:author="PR Preview" w:date="2026-01-01T00:00:00Z">
+        <w:r>
+          <w:t xml:space="preserve"> </w:t>
+        </w:r>
+      </w:ins>
+      <m:oMath>
+        <m:sSub>
+          <m:e>
+            <m:r>
+              <m:t>X</m:t>
+            </m:r>
+          </m:e>
+          <m:sub>
+            <m:r>
+              <m:t>1</m:t>
+            </m:r>
+          </m:sub>
+        </m:sSub>
+      </m:oMath>
+      <w:ins w:id="252" w:author="PR Preview" w:date="2026-01-01T00:00:00Z">
+        <w:r>
+          <w:t xml:space="preserve"> </w:t>
+        </w:r>
+      </w:ins>
+      <w:ins w:id="253" w:author="PR Preview" w:date="2026-01-01T00:00:00Z">
+        <w:r>
+          <w:t xml:space="preserve">is continuous,</w:t>
+        </w:r>
+      </w:ins>
+      <w:ins w:id="254" w:author="PR Preview" w:date="2026-01-01T00:00:00Z">
+        <w:r>
+          <w:t xml:space="preserve"> </w:t>
+        </w:r>
+      </w:ins>
+      <w:ins w:id="255" w:author="PR Preview" w:date="2026-01-01T00:00:00Z">
+        <w:r>
+          <w:t xml:space="preserve">$\mathord{\smash[b]{\underset{\raise.3ex\hbox{$\scriptstyle\sim$}}{X}}\vphantom{X}}$</w:t>
+        </w:r>
+      </w:ins>
+      <w:ins w:id="256" w:author="PR Preview" w:date="2026-01-01T00:00:00Z">
+        <w:r>
+          <w:t xml:space="preserve"> </w:t>
+        </w:r>
+      </w:ins>
+      <w:ins w:id="257" w:author="PR Preview" w:date="2026-01-01T00:00:00Z">
+        <w:r>
+          <w:t xml:space="preserve">has no</w:t>
+        </w:r>
+      </w:ins>
+      <w:ins w:id="258" w:author="PR Preview" w:date="2026-01-01T00:00:00Z">
+        <w:r>
+          <w:t xml:space="preserve"> </w:t>
+        </w:r>
+      </w:ins>
+      <w:hyperlink r:id="rId95">
+        <w:ins w:id="259" w:author="PR Preview" w:date="2026-01-01T00:00:00Z">
+          <w:r>
+            <w:rPr>
+              <w:rStyle w:val="Hyperlink"/>
+            </w:rPr>
+            <w:t xml:space="preserve">joint density</w:t>
+          </w:r>
+        </w:ins>
+      </w:hyperlink>
+      <w:ins w:id="260" w:author="PR Preview" w:date="2026-01-01T00:00:00Z">
+        <w:r>
+          <w:t xml:space="preserve">.</w:t>
+        </w:r>
+      </w:ins>
     </w:p>
     <w:bookmarkEnd w:id="96"/>
     <w:bookmarkStart w:id="98" w:name="cor-vcov-indpt-diagonal"/>
@@ -41229,44 +43185,66 @@
       <w:pPr>
         <w:pStyle w:val="FirstParagraph"/>
       </w:pPr>
-      <w:r>
-        <w:t xml:space="preserve">Then</w:t>
-      </w:r>
-      <w:r>
-        <w:t xml:space="preserve"> </w:t>
-      </w:r>
-      <w:r>
-        <w:t xml:space="preserve">$\operatorname{Var}\mathopen{}\left(\mathord{\smash[b]{\underset{\raise.3ex\hbox{$\scriptstyle\sim$}}{X}}\vphantom{X}}\right)\mathclose{}$</w:t>
-      </w:r>
-      <w:r>
-        <w:t xml:space="preserve"> </w:t>
-      </w:r>
-      <w:r>
-        <w:t xml:space="preserve">is</w:t>
-      </w:r>
-      <w:r>
-        <w:t xml:space="preserve"> </w:t>
-      </w:r>
+      <w:del w:id="261" w:author="PR Preview" w:date="2026-01-01T00:00:00Z">
+        <w:r>
+          <w:delText xml:space="preserve">Then</w:delText>
+        </w:r>
+      </w:del>
+      <w:del w:id="262" w:author="PR Preview" w:date="2026-01-01T00:00:00Z">
+        <w:r>
+          <w:delText xml:space="preserve"> </w:delText>
+        </w:r>
+      </w:del>
+      <w:del w:id="263" w:author="PR Preview" w:date="2026-01-01T00:00:00Z">
+        <w:r>
+          <w:delText xml:space="preserve">$\operatorname{Var}\mathopen{}\left(\mathord{\smash[b]{\underset{\raise.3ex\hbox{$\scriptstyle\sim$}}{X}}\vphantom{X}}\right)\mathclose{}$</w:delText>
+        </w:r>
+      </w:del>
+      <w:del w:id="264" w:author="PR Preview" w:date="2026-01-01T00:00:00Z">
+        <w:r>
+          <w:delText xml:space="preserve"> </w:delText>
+        </w:r>
+      </w:del>
+      <w:del w:id="265" w:author="PR Preview" w:date="2026-01-01T00:00:00Z">
+        <w:r>
+          <w:delText xml:space="preserve">is</w:delText>
+        </w:r>
+      </w:del>
+      <w:del w:id="266" w:author="PR Preview" w:date="2026-01-01T00:00:00Z">
+        <w:r>
+          <w:delText xml:space="preserve"> </w:delText>
+        </w:r>
+      </w:del>
       <w:hyperlink r:id="rId97">
+        <w:del w:id="267" w:author="PR Preview" w:date="2026-01-01T00:00:00Z">
+          <w:r>
+            <w:rPr>
+              <w:rStyle w:val="Hyperlink"/>
+            </w:rPr>
+            <w:delText xml:space="preserve">diagonal</w:delText>
+          </w:r>
+        </w:del>
+      </w:hyperlink>
+      <w:del w:id="268" w:author="PR Preview" w:date="2026-01-01T00:00:00Z">
         <w:r>
-          <w:rPr>
-            <w:rStyle w:val="Hyperlink"/>
-          </w:rPr>
-          <w:t xml:space="preserve">diagonal</w:t>
+          <w:delText xml:space="preserve">,</w:delText>
         </w:r>
-      </w:hyperlink>
-      <w:r>
-        <w:t xml:space="preserve">,</w:t>
-      </w:r>
-      <w:r>
-        <w:t xml:space="preserve"> </w:t>
-      </w:r>
-      <w:r>
-        <w:t xml:space="preserve">with diagonal elements</w:t>
-      </w:r>
-      <w:r>
-        <w:t xml:space="preserve"> </w:t>
-      </w:r>
+      </w:del>
+      <w:del w:id="269" w:author="PR Preview" w:date="2026-01-01T00:00:00Z">
+        <w:r>
+          <w:delText xml:space="preserve"> </w:delText>
+        </w:r>
+      </w:del>
+      <w:del w:id="270" w:author="PR Preview" w:date="2026-01-01T00:00:00Z">
+        <w:r>
+          <w:delText xml:space="preserve">with diagonal elements</w:delText>
+        </w:r>
+      </w:del>
+      <w:del w:id="271" w:author="PR Preview" w:date="2026-01-01T00:00:00Z">
+        <w:r>
+          <w:delText xml:space="preserve"> </w:delText>
+        </w:r>
+      </w:del>
       <m:oMath>
         <m:r>
           <m:rPr>
@@ -41355,45 +43333,60 @@
           <m:t>​</m:t>
         </m:r>
       </m:oMath>
-      <w:r>
-        <w:t xml:space="preserve">.</w:t>
-      </w:r>
+      <w:del w:id="272" w:author="PR Preview" w:date="2026-01-01T00:00:00Z">
+        <w:r>
+          <w:delText xml:space="preserve">.</w:delText>
+        </w:r>
+      </w:del>
     </w:p>
-    <w:bookmarkEnd w:id="98"/>
     <w:p>
       <w:pPr>
         <w:pStyle w:val="BodyText"/>
       </w:pPr>
-      <w:r>
-        <w:rPr>
-          <w:i/>
-          <w:iCs/>
-        </w:rPr>
-        <w:t xml:space="preserve">Proof</w:t>
-      </w:r>
-      <w:r>
-        <w:t xml:space="preserve">. </w:t>
-      </w:r>
-      <w:r>
-        <w:t xml:space="preserve">By</w:t>
-      </w:r>
-      <w:r>
-        <w:t xml:space="preserve"> </w:t>
-      </w:r>
-      <w:hyperlink w:anchor="thm-vcov-elements">
+      <w:del w:id="273" w:author="PR Preview" w:date="2026-01-01T00:00:00Z">
         <w:r>
           <w:rPr>
-            <w:rStyle w:val="Hyperlink"/>
+            <w:i/>
+            <w:iCs/>
           </w:rPr>
-          <w:t xml:space="preserve">Theorem 10</w:t>
+          <w:delText xml:space="preserve">Proof</w:delText>
         </w:r>
+      </w:del>
+      <w:del w:id="274" w:author="PR Preview" w:date="2026-01-01T00:00:00Z">
+        <w:r>
+          <w:delText xml:space="preserve">. </w:delText>
+        </w:r>
+      </w:del>
+      <w:del w:id="275" w:author="PR Preview" w:date="2026-01-01T00:00:00Z">
+        <w:r>
+          <w:delText xml:space="preserve">By</w:delText>
+        </w:r>
+      </w:del>
+      <w:del w:id="276" w:author="PR Preview" w:date="2026-01-01T00:00:00Z">
+        <w:r>
+          <w:delText xml:space="preserve"> </w:delText>
+        </w:r>
+      </w:del>
+      <w:hyperlink w:anchor="thm-vcov-elements">
+        <w:del w:id="277" w:author="PR Preview" w:date="2026-01-01T00:00:00Z">
+          <w:r>
+            <w:rPr>
+              <w:rStyle w:val="Hyperlink"/>
+            </w:rPr>
+            <w:delText xml:space="preserve">Theorem 10</w:delText>
+          </w:r>
+        </w:del>
       </w:hyperlink>
-      <w:r>
-        <w:t xml:space="preserve">, the</w:t>
-      </w:r>
-      <w:r>
-        <w:t xml:space="preserve"> </w:t>
-      </w:r>
+      <w:del w:id="278" w:author="PR Preview" w:date="2026-01-01T00:00:00Z">
+        <w:r>
+          <w:delText xml:space="preserve">, the</w:delText>
+        </w:r>
+      </w:del>
+      <w:del w:id="279" w:author="PR Preview" w:date="2026-01-01T00:00:00Z">
+        <w:r>
+          <w:delText xml:space="preserve"> </w:delText>
+        </w:r>
+      </w:del>
       <m:oMath>
         <m:r>
           <m:rPr>
@@ -41420,24 +43413,36 @@
           <m:t>)</m:t>
         </m:r>
       </m:oMath>
-      <w:r>
-        <w:t xml:space="preserve">-th element of</w:t>
-      </w:r>
-      <w:r>
-        <w:t xml:space="preserve"> </w:t>
-      </w:r>
-      <w:r>
-        <w:t xml:space="preserve">$\operatorname{Var}\mathopen{}\left(\mathord{\smash[b]{\underset{\raise.3ex\hbox{$\scriptstyle\sim$}}{X}}\vphantom{X}}\right)\mathclose{}$</w:t>
-      </w:r>
-      <w:r>
-        <w:t xml:space="preserve"> </w:t>
-      </w:r>
-      <w:r>
-        <w:t xml:space="preserve">is</w:t>
-      </w:r>
-      <w:r>
-        <w:t xml:space="preserve"> </w:t>
-      </w:r>
+      <w:del w:id="280" w:author="PR Preview" w:date="2026-01-01T00:00:00Z">
+        <w:r>
+          <w:delText xml:space="preserve">-th element of</w:delText>
+        </w:r>
+      </w:del>
+      <w:del w:id="281" w:author="PR Preview" w:date="2026-01-01T00:00:00Z">
+        <w:r>
+          <w:delText xml:space="preserve"> </w:delText>
+        </w:r>
+      </w:del>
+      <w:del w:id="282" w:author="PR Preview" w:date="2026-01-01T00:00:00Z">
+        <w:r>
+          <w:delText xml:space="preserve">$\operatorname{Var}\mathopen{}\left(\mathord{\smash[b]{\underset{\raise.3ex\hbox{$\scriptstyle\sim$}}{X}}\vphantom{X}}\right)\mathclose{}$</w:delText>
+        </w:r>
+      </w:del>
+      <w:del w:id="283" w:author="PR Preview" w:date="2026-01-01T00:00:00Z">
+        <w:r>
+          <w:delText xml:space="preserve"> </w:delText>
+        </w:r>
+      </w:del>
+      <w:del w:id="284" w:author="PR Preview" w:date="2026-01-01T00:00:00Z">
+        <w:r>
+          <w:delText xml:space="preserve">is</w:delText>
+        </w:r>
+      </w:del>
+      <w:del w:id="285" w:author="PR Preview" w:date="2026-01-01T00:00:00Z">
+        <w:r>
+          <w:delText xml:space="preserve"> </w:delText>
+        </w:r>
+      </w:del>
       <m:oMath>
         <m:r>
           <m:rPr>
@@ -41492,18 +43497,26 @@
           <m:t>​</m:t>
         </m:r>
       </m:oMath>
-      <w:r>
-        <w:t xml:space="preserve">.</w:t>
-      </w:r>
-      <w:r>
-        <w:t xml:space="preserve"> </w:t>
-      </w:r>
-      <w:r>
-        <w:t xml:space="preserve">For</w:t>
-      </w:r>
-      <w:r>
-        <w:t xml:space="preserve"> </w:t>
-      </w:r>
+      <w:del w:id="286" w:author="PR Preview" w:date="2026-01-01T00:00:00Z">
+        <w:r>
+          <w:delText xml:space="preserve">.</w:delText>
+        </w:r>
+      </w:del>
+      <w:del w:id="287" w:author="PR Preview" w:date="2026-01-01T00:00:00Z">
+        <w:r>
+          <w:delText xml:space="preserve"> </w:delText>
+        </w:r>
+      </w:del>
+      <w:del w:id="288" w:author="PR Preview" w:date="2026-01-01T00:00:00Z">
+        <w:r>
+          <w:delText xml:space="preserve">For</w:delText>
+        </w:r>
+      </w:del>
+      <w:del w:id="289" w:author="PR Preview" w:date="2026-01-01T00:00:00Z">
+        <w:r>
+          <w:delText xml:space="preserve"> </w:delText>
+        </w:r>
+      </w:del>
       <m:oMath>
         <m:r>
           <m:t>i</m:t>
@@ -41518,12 +43531,16 @@
           <m:t>j</m:t>
         </m:r>
       </m:oMath>
-      <w:r>
-        <w:t xml:space="preserve">,</w:t>
-      </w:r>
-      <w:r>
-        <w:t xml:space="preserve"> </w:t>
-      </w:r>
+      <w:del w:id="290" w:author="PR Preview" w:date="2026-01-01T00:00:00Z">
+        <w:r>
+          <w:delText xml:space="preserve">,</w:delText>
+        </w:r>
+      </w:del>
+      <w:del w:id="291" w:author="PR Preview" w:date="2026-01-01T00:00:00Z">
+        <w:r>
+          <w:delText xml:space="preserve"> </w:delText>
+        </w:r>
+      </w:del>
       <m:oMath>
         <m:sSub>
           <m:e>
@@ -41538,15 +43555,21 @@
           </m:sub>
         </m:sSub>
       </m:oMath>
-      <w:r>
-        <w:t xml:space="preserve"> </w:t>
-      </w:r>
-      <w:r>
-        <w:t xml:space="preserve">and</w:t>
-      </w:r>
-      <w:r>
-        <w:t xml:space="preserve"> </w:t>
-      </w:r>
+      <w:del w:id="292" w:author="PR Preview" w:date="2026-01-01T00:00:00Z">
+        <w:r>
+          <w:delText xml:space="preserve"> </w:delText>
+        </w:r>
+      </w:del>
+      <w:del w:id="293" w:author="PR Preview" w:date="2026-01-01T00:00:00Z">
+        <w:r>
+          <w:delText xml:space="preserve">and</w:delText>
+        </w:r>
+      </w:del>
+      <w:del w:id="294" w:author="PR Preview" w:date="2026-01-01T00:00:00Z">
+        <w:r>
+          <w:delText xml:space="preserve"> </w:delText>
+        </w:r>
+      </w:del>
       <m:oMath>
         <m:sSub>
           <m:e>
@@ -41561,21 +43584,31 @@
           </m:sub>
         </m:sSub>
       </m:oMath>
-      <w:r>
-        <w:t xml:space="preserve"> </w:t>
-      </w:r>
-      <w:r>
-        <w:t xml:space="preserve">are independent,</w:t>
-      </w:r>
-      <w:r>
-        <w:t xml:space="preserve"> </w:t>
-      </w:r>
-      <w:r>
-        <w:t xml:space="preserve">so</w:t>
-      </w:r>
-      <w:r>
-        <w:t xml:space="preserve"> </w:t>
-      </w:r>
+      <w:del w:id="295" w:author="PR Preview" w:date="2026-01-01T00:00:00Z">
+        <w:r>
+          <w:delText xml:space="preserve"> </w:delText>
+        </w:r>
+      </w:del>
+      <w:del w:id="296" w:author="PR Preview" w:date="2026-01-01T00:00:00Z">
+        <w:r>
+          <w:delText xml:space="preserve">are independent,</w:delText>
+        </w:r>
+      </w:del>
+      <w:del w:id="297" w:author="PR Preview" w:date="2026-01-01T00:00:00Z">
+        <w:r>
+          <w:delText xml:space="preserve"> </w:delText>
+        </w:r>
+      </w:del>
+      <w:del w:id="298" w:author="PR Preview" w:date="2026-01-01T00:00:00Z">
+        <w:r>
+          <w:delText xml:space="preserve">so</w:delText>
+        </w:r>
+      </w:del>
+      <w:del w:id="299" w:author="PR Preview" w:date="2026-01-01T00:00:00Z">
+        <w:r>
+          <w:delText xml:space="preserve"> </w:delText>
+        </w:r>
+      </w:del>
       <m:oMath>
         <m:r>
           <m:rPr>
@@ -41639,35 +43672,51 @@
           <m:t>0</m:t>
         </m:r>
       </m:oMath>
-      <w:r>
-        <w:t xml:space="preserve"> </w:t>
-      </w:r>
-      <w:r>
-        <w:t xml:space="preserve">by</w:t>
-      </w:r>
-      <w:r>
-        <w:t xml:space="preserve"> </w:t>
-      </w:r>
+      <w:del w:id="300" w:author="PR Preview" w:date="2026-01-01T00:00:00Z">
+        <w:r>
+          <w:delText xml:space="preserve"> </w:delText>
+        </w:r>
+      </w:del>
+      <w:del w:id="301" w:author="PR Preview" w:date="2026-01-01T00:00:00Z">
+        <w:r>
+          <w:delText xml:space="preserve">by</w:delText>
+        </w:r>
+      </w:del>
+      <w:del w:id="302" w:author="PR Preview" w:date="2026-01-01T00:00:00Z">
+        <w:r>
+          <w:delText xml:space="preserve"> </w:delText>
+        </w:r>
+      </w:del>
       <w:hyperlink w:anchor="thm-indpt-uncorrelated">
+        <w:del w:id="303" w:author="PR Preview" w:date="2026-01-01T00:00:00Z">
+          <w:r>
+            <w:rPr>
+              <w:rStyle w:val="Hyperlink"/>
+            </w:rPr>
+            <w:delText xml:space="preserve">Theorem 8</w:delText>
+          </w:r>
+        </w:del>
+      </w:hyperlink>
+      <w:del w:id="304" w:author="PR Preview" w:date="2026-01-01T00:00:00Z">
         <w:r>
-          <w:rPr>
-            <w:rStyle w:val="Hyperlink"/>
-          </w:rPr>
-          <w:t xml:space="preserve">Theorem 8</w:t>
+          <w:delText xml:space="preserve">.</w:delText>
         </w:r>
-      </w:hyperlink>
-      <w:r>
-        <w:t xml:space="preserve">.</w:t>
-      </w:r>
-      <w:r>
-        <w:t xml:space="preserve"> </w:t>
-      </w:r>
-      <w:r>
-        <w:t xml:space="preserve">The</w:t>
-      </w:r>
-      <w:r>
-        <w:t xml:space="preserve"> </w:t>
-      </w:r>
+      </w:del>
+      <w:del w:id="305" w:author="PR Preview" w:date="2026-01-01T00:00:00Z">
+        <w:r>
+          <w:delText xml:space="preserve"> </w:delText>
+        </w:r>
+      </w:del>
+      <w:del w:id="306" w:author="PR Preview" w:date="2026-01-01T00:00:00Z">
+        <w:r>
+          <w:delText xml:space="preserve">The</w:delText>
+        </w:r>
+      </w:del>
+      <w:del w:id="307" w:author="PR Preview" w:date="2026-01-01T00:00:00Z">
+        <w:r>
+          <w:delText xml:space="preserve"> </w:delText>
+        </w:r>
+      </w:del>
       <m:oMath>
         <m:r>
           <m:rPr>
@@ -41694,12 +43743,16 @@
           <m:t>)</m:t>
         </m:r>
       </m:oMath>
-      <w:r>
-        <w:t xml:space="preserve">-th element is</w:t>
-      </w:r>
-      <w:r>
-        <w:t xml:space="preserve"> </w:t>
-      </w:r>
+      <w:del w:id="308" w:author="PR Preview" w:date="2026-01-01T00:00:00Z">
+        <w:r>
+          <w:delText xml:space="preserve">-th element is</w:delText>
+        </w:r>
+      </w:del>
+      <w:del w:id="309" w:author="PR Preview" w:date="2026-01-01T00:00:00Z">
+        <w:r>
+          <w:delText xml:space="preserve"> </w:delText>
+        </w:r>
+      </w:del>
       <m:oMath>
         <m:r>
           <m:rPr>
@@ -41794,26 +43847,734 @@
           <m:t>​</m:t>
         </m:r>
       </m:oMath>
-      <w:r>
-        <w:t xml:space="preserve"> </w:t>
-      </w:r>
-      <w:r>
-        <w:t xml:space="preserve">by</w:t>
-      </w:r>
-      <w:r>
-        <w:t xml:space="preserve"> </w:t>
-      </w:r>
+      <w:del w:id="310" w:author="PR Preview" w:date="2026-01-01T00:00:00Z">
+        <w:r>
+          <w:delText xml:space="preserve"> </w:delText>
+        </w:r>
+      </w:del>
+      <w:del w:id="311" w:author="PR Preview" w:date="2026-01-01T00:00:00Z">
+        <w:r>
+          <w:delText xml:space="preserve">by</w:delText>
+        </w:r>
+      </w:del>
+      <w:del w:id="312" w:author="PR Preview" w:date="2026-01-01T00:00:00Z">
+        <w:r>
+          <w:delText xml:space="preserve"> </w:delText>
+        </w:r>
+      </w:del>
       <w:hyperlink w:anchor="lem-cov-xx">
+        <w:del w:id="313" w:author="PR Preview" w:date="2026-01-01T00:00:00Z">
+          <w:r>
+            <w:rPr>
+              <w:rStyle w:val="Hyperlink"/>
+            </w:rPr>
+            <w:delText xml:space="preserve">Lemma 1</w:delText>
+          </w:r>
+        </w:del>
+      </w:hyperlink>
+      <w:del w:id="314" w:author="PR Preview" w:date="2026-01-01T00:00:00Z">
+        <w:r>
+          <w:delText xml:space="preserve">.</w:delText>
+        </w:r>
+      </w:del>
+    </w:p>
+    <w:p>
+      <w:pPr>
+        <w:pStyle w:val="FirstParagraph"/>
+      </w:pPr>
+      <w:ins w:id="315" w:author="PR Preview" w:date="2026-01-01T00:00:00Z">
+        <w:r>
+          <w:t xml:space="preserve">Then</w:t>
+        </w:r>
+      </w:ins>
+      <w:ins w:id="316" w:author="PR Preview" w:date="2026-01-01T00:00:00Z">
+        <w:r>
+          <w:t xml:space="preserve"> </w:t>
+        </w:r>
+      </w:ins>
+      <w:ins w:id="317" w:author="PR Preview" w:date="2026-01-01T00:00:00Z">
+        <w:r>
+          <w:t xml:space="preserve">${\operatorname{Var}\mathopen{}\left(\mathord{\smash[b]{\underset{\raise.3ex\hbox{$\scriptstyle\sim$}}{X}}\vphantom{X}}\right)\mathclose{}}$</w:t>
+        </w:r>
+      </w:ins>
+      <w:ins w:id="318" w:author="PR Preview" w:date="2026-01-01T00:00:00Z">
+        <w:r>
+          <w:t xml:space="preserve"> </w:t>
+        </w:r>
+      </w:ins>
+      <w:ins w:id="319" w:author="PR Preview" w:date="2026-01-01T00:00:00Z">
+        <w:r>
+          <w:t xml:space="preserve">is</w:t>
+        </w:r>
+      </w:ins>
+      <w:ins w:id="320" w:author="PR Preview" w:date="2026-01-01T00:00:00Z">
+        <w:r>
+          <w:t xml:space="preserve"> </w:t>
+        </w:r>
+      </w:ins>
+      <w:hyperlink r:id="rId97">
+        <w:ins w:id="321" w:author="PR Preview" w:date="2026-01-01T00:00:00Z">
+          <w:r>
+            <w:rPr>
+              <w:rStyle w:val="Hyperlink"/>
+            </w:rPr>
+            <w:t xml:space="preserve">diagonal</w:t>
+          </w:r>
+        </w:ins>
+      </w:hyperlink>
+      <w:ins w:id="322" w:author="PR Preview" w:date="2026-01-01T00:00:00Z">
+        <w:r>
+          <w:t xml:space="preserve">,</w:t>
+        </w:r>
+      </w:ins>
+      <w:ins w:id="323" w:author="PR Preview" w:date="2026-01-01T00:00:00Z">
+        <w:r>
+          <w:t xml:space="preserve"> </w:t>
+        </w:r>
+      </w:ins>
+      <w:ins w:id="324" w:author="PR Preview" w:date="2026-01-01T00:00:00Z">
+        <w:r>
+          <w:t xml:space="preserve">with diagonal elements</w:t>
+        </w:r>
+      </w:ins>
+      <w:ins w:id="325" w:author="PR Preview" w:date="2026-01-01T00:00:00Z">
+        <w:r>
+          <w:t xml:space="preserve"> </w:t>
+        </w:r>
+      </w:ins>
+      <m:oMath>
+        <m:r>
+          <m:rPr>
+            <m:sty m:val="p"/>
+          </m:rPr>
+          <m:t>Var</m:t>
+        </m:r>
+        <m:r>
+          <m:t>​</m:t>
+        </m:r>
+        <m:d>
+          <m:dPr>
+            <m:begChr m:val="("/>
+            <m:sepChr m:val=""/>
+            <m:endChr m:val=")"/>
+            <m:grow/>
+          </m:dPr>
+          <m:e>
+            <m:sSub>
+              <m:e>
+                <m:r>
+                  <m:t>X</m:t>
+                </m:r>
+              </m:e>
+              <m:sub>
+                <m:r>
+                  <m:t>1</m:t>
+                </m:r>
+              </m:sub>
+            </m:sSub>
+          </m:e>
+        </m:d>
+        <m:r>
+          <m:t>​</m:t>
+        </m:r>
+        <m:r>
+          <m:rPr>
+            <m:sty m:val="p"/>
+          </m:rPr>
+          <m:t>,</m:t>
+        </m:r>
+        <m:r>
+          <m:rPr>
+            <m:sty m:val="p"/>
+          </m:rPr>
+          <m:t>…</m:t>
+        </m:r>
+        <m:r>
+          <m:rPr>
+            <m:sty m:val="p"/>
+          </m:rPr>
+          <m:t>,</m:t>
+        </m:r>
+        <m:r>
+          <m:rPr>
+            <m:sty m:val="p"/>
+          </m:rPr>
+          <m:t>Var</m:t>
+        </m:r>
+        <m:r>
+          <m:t>​</m:t>
+        </m:r>
+        <m:d>
+          <m:dPr>
+            <m:begChr m:val="("/>
+            <m:sepChr m:val=""/>
+            <m:endChr m:val=")"/>
+            <m:grow/>
+          </m:dPr>
+          <m:e>
+            <m:sSub>
+              <m:e>
+                <m:r>
+                  <m:t>X</m:t>
+                </m:r>
+              </m:e>
+              <m:sub>
+                <m:r>
+                  <m:t>p</m:t>
+                </m:r>
+              </m:sub>
+            </m:sSub>
+          </m:e>
+        </m:d>
+        <m:r>
+          <m:t>​</m:t>
+        </m:r>
+      </m:oMath>
+      <w:ins w:id="326" w:author="PR Preview" w:date="2026-01-01T00:00:00Z">
+        <w:r>
+          <w:t xml:space="preserve">.</w:t>
+        </w:r>
+      </w:ins>
+    </w:p>
+    <w:bookmarkEnd w:id="98"/>
+    <w:p>
+      <w:pPr>
+        <w:pStyle w:val="BodyText"/>
+      </w:pPr>
+      <w:ins w:id="327" w:author="PR Preview" w:date="2026-01-01T00:00:00Z">
         <w:r>
           <w:rPr>
-            <w:rStyle w:val="Hyperlink"/>
+            <w:i/>
+            <w:iCs/>
           </w:rPr>
-          <w:t xml:space="preserve">Lemma 1</w:t>
+          <w:t xml:space="preserve">Proof</w:t>
         </w:r>
+      </w:ins>
+      <w:ins w:id="328" w:author="PR Preview" w:date="2026-01-01T00:00:00Z">
+        <w:r>
+          <w:t xml:space="preserve">. </w:t>
+        </w:r>
+      </w:ins>
+      <w:ins w:id="329" w:author="PR Preview" w:date="2026-01-01T00:00:00Z">
+        <w:r>
+          <w:t xml:space="preserve">By</w:t>
+        </w:r>
+      </w:ins>
+      <w:ins w:id="330" w:author="PR Preview" w:date="2026-01-01T00:00:00Z">
+        <w:r>
+          <w:t xml:space="preserve"> </w:t>
+        </w:r>
+      </w:ins>
+      <w:hyperlink w:anchor="thm-vcov-elements">
+        <w:ins w:id="331" w:author="PR Preview" w:date="2026-01-01T00:00:00Z">
+          <w:r>
+            <w:rPr>
+              <w:rStyle w:val="Hyperlink"/>
+            </w:rPr>
+            <w:t xml:space="preserve">Theorem 10</w:t>
+          </w:r>
+        </w:ins>
       </w:hyperlink>
-      <w:r>
-        <w:t xml:space="preserve">.</w:t>
-      </w:r>
+      <w:ins w:id="332" w:author="PR Preview" w:date="2026-01-01T00:00:00Z">
+        <w:r>
+          <w:t xml:space="preserve">, the</w:t>
+        </w:r>
+      </w:ins>
+      <w:ins w:id="333" w:author="PR Preview" w:date="2026-01-01T00:00:00Z">
+        <w:r>
+          <w:t xml:space="preserve"> </w:t>
+        </w:r>
+      </w:ins>
+      <m:oMath>
+        <m:r>
+          <m:rPr>
+            <m:sty m:val="p"/>
+          </m:rPr>
+          <m:t>(</m:t>
+        </m:r>
+        <m:r>
+          <m:t>i</m:t>
+        </m:r>
+        <m:r>
+          <m:rPr>
+            <m:sty m:val="p"/>
+          </m:rPr>
+          <m:t>,</m:t>
+        </m:r>
+        <m:r>
+          <m:t>j</m:t>
+        </m:r>
+        <m:r>
+          <m:rPr>
+            <m:sty m:val="p"/>
+          </m:rPr>
+          <m:t>)</m:t>
+        </m:r>
+      </m:oMath>
+      <w:ins w:id="334" w:author="PR Preview" w:date="2026-01-01T00:00:00Z">
+        <w:r>
+          <w:t xml:space="preserve">-th element of</w:t>
+        </w:r>
+      </w:ins>
+      <w:ins w:id="335" w:author="PR Preview" w:date="2026-01-01T00:00:00Z">
+        <w:r>
+          <w:t xml:space="preserve"> </w:t>
+        </w:r>
+      </w:ins>
+      <w:ins w:id="336" w:author="PR Preview" w:date="2026-01-01T00:00:00Z">
+        <w:r>
+          <w:t xml:space="preserve">${\operatorname{Var}\mathopen{}\left(\mathord{\smash[b]{\underset{\raise.3ex\hbox{$\scriptstyle\sim$}}{X}}\vphantom{X}}\right)\mathclose{}}$</w:t>
+        </w:r>
+      </w:ins>
+      <w:ins w:id="337" w:author="PR Preview" w:date="2026-01-01T00:00:00Z">
+        <w:r>
+          <w:t xml:space="preserve"> </w:t>
+        </w:r>
+      </w:ins>
+      <w:ins w:id="338" w:author="PR Preview" w:date="2026-01-01T00:00:00Z">
+        <w:r>
+          <w:t xml:space="preserve">is</w:t>
+        </w:r>
+      </w:ins>
+      <w:ins w:id="339" w:author="PR Preview" w:date="2026-01-01T00:00:00Z">
+        <w:r>
+          <w:t xml:space="preserve"> </w:t>
+        </w:r>
+      </w:ins>
+      <m:oMath>
+        <m:r>
+          <m:rPr>
+            <m:sty m:val="p"/>
+          </m:rPr>
+          <m:t>Cov</m:t>
+        </m:r>
+        <m:r>
+          <m:t>​</m:t>
+        </m:r>
+        <m:d>
+          <m:dPr>
+            <m:begChr m:val="("/>
+            <m:sepChr m:val=""/>
+            <m:endChr m:val=")"/>
+            <m:grow/>
+          </m:dPr>
+          <m:e>
+            <m:sSub>
+              <m:e>
+                <m:r>
+                  <m:t>X</m:t>
+                </m:r>
+              </m:e>
+              <m:sub>
+                <m:r>
+                  <m:t>i</m:t>
+                </m:r>
+              </m:sub>
+            </m:sSub>
+            <m:r>
+              <m:rPr>
+                <m:sty m:val="p"/>
+              </m:rPr>
+              <m:t>,</m:t>
+            </m:r>
+            <m:sSub>
+              <m:e>
+                <m:r>
+                  <m:t>X</m:t>
+                </m:r>
+              </m:e>
+              <m:sub>
+                <m:r>
+                  <m:t>j</m:t>
+                </m:r>
+              </m:sub>
+            </m:sSub>
+          </m:e>
+        </m:d>
+        <m:r>
+          <m:t>​</m:t>
+        </m:r>
+      </m:oMath>
+      <w:ins w:id="340" w:author="PR Preview" w:date="2026-01-01T00:00:00Z">
+        <w:r>
+          <w:t xml:space="preserve">.</w:t>
+        </w:r>
+      </w:ins>
+      <w:ins w:id="341" w:author="PR Preview" w:date="2026-01-01T00:00:00Z">
+        <w:r>
+          <w:t xml:space="preserve"> </w:t>
+        </w:r>
+      </w:ins>
+      <w:ins w:id="342" w:author="PR Preview" w:date="2026-01-01T00:00:00Z">
+        <w:r>
+          <w:t xml:space="preserve">For</w:t>
+        </w:r>
+      </w:ins>
+      <w:ins w:id="343" w:author="PR Preview" w:date="2026-01-01T00:00:00Z">
+        <w:r>
+          <w:t xml:space="preserve"> </w:t>
+        </w:r>
+      </w:ins>
+      <m:oMath>
+        <m:r>
+          <m:t>i</m:t>
+        </m:r>
+        <m:r>
+          <m:rPr>
+            <m:sty m:val="p"/>
+          </m:rPr>
+          <m:t>≠</m:t>
+        </m:r>
+        <m:r>
+          <m:t>j</m:t>
+        </m:r>
+      </m:oMath>
+      <w:ins w:id="344" w:author="PR Preview" w:date="2026-01-01T00:00:00Z">
+        <w:r>
+          <w:t xml:space="preserve">,</w:t>
+        </w:r>
+      </w:ins>
+      <w:ins w:id="345" w:author="PR Preview" w:date="2026-01-01T00:00:00Z">
+        <w:r>
+          <w:t xml:space="preserve"> </w:t>
+        </w:r>
+      </w:ins>
+      <m:oMath>
+        <m:sSub>
+          <m:e>
+            <m:r>
+              <m:t>X</m:t>
+            </m:r>
+          </m:e>
+          <m:sub>
+            <m:r>
+              <m:t>i</m:t>
+            </m:r>
+          </m:sub>
+        </m:sSub>
+      </m:oMath>
+      <w:ins w:id="346" w:author="PR Preview" w:date="2026-01-01T00:00:00Z">
+        <w:r>
+          <w:t xml:space="preserve"> </w:t>
+        </w:r>
+      </w:ins>
+      <w:ins w:id="347" w:author="PR Preview" w:date="2026-01-01T00:00:00Z">
+        <w:r>
+          <w:t xml:space="preserve">and</w:t>
+        </w:r>
+      </w:ins>
+      <w:ins w:id="348" w:author="PR Preview" w:date="2026-01-01T00:00:00Z">
+        <w:r>
+          <w:t xml:space="preserve"> </w:t>
+        </w:r>
+      </w:ins>
+      <m:oMath>
+        <m:sSub>
+          <m:e>
+            <m:r>
+              <m:t>X</m:t>
+            </m:r>
+          </m:e>
+          <m:sub>
+            <m:r>
+              <m:t>j</m:t>
+            </m:r>
+          </m:sub>
+        </m:sSub>
+      </m:oMath>
+      <w:ins w:id="349" w:author="PR Preview" w:date="2026-01-01T00:00:00Z">
+        <w:r>
+          <w:t xml:space="preserve"> </w:t>
+        </w:r>
+      </w:ins>
+      <w:ins w:id="350" w:author="PR Preview" w:date="2026-01-01T00:00:00Z">
+        <w:r>
+          <w:t xml:space="preserve">are independent,</w:t>
+        </w:r>
+      </w:ins>
+      <w:ins w:id="351" w:author="PR Preview" w:date="2026-01-01T00:00:00Z">
+        <w:r>
+          <w:t xml:space="preserve"> </w:t>
+        </w:r>
+      </w:ins>
+      <w:ins w:id="352" w:author="PR Preview" w:date="2026-01-01T00:00:00Z">
+        <w:r>
+          <w:t xml:space="preserve">so</w:t>
+        </w:r>
+      </w:ins>
+      <w:ins w:id="353" w:author="PR Preview" w:date="2026-01-01T00:00:00Z">
+        <w:r>
+          <w:t xml:space="preserve"> </w:t>
+        </w:r>
+      </w:ins>
+      <m:oMath>
+        <m:r>
+          <m:rPr>
+            <m:sty m:val="p"/>
+          </m:rPr>
+          <m:t>Cov</m:t>
+        </m:r>
+        <m:r>
+          <m:t>​</m:t>
+        </m:r>
+        <m:d>
+          <m:dPr>
+            <m:begChr m:val="("/>
+            <m:sepChr m:val=""/>
+            <m:endChr m:val=")"/>
+            <m:grow/>
+          </m:dPr>
+          <m:e>
+            <m:sSub>
+              <m:e>
+                <m:r>
+                  <m:t>X</m:t>
+                </m:r>
+              </m:e>
+              <m:sub>
+                <m:r>
+                  <m:t>i</m:t>
+                </m:r>
+              </m:sub>
+            </m:sSub>
+            <m:r>
+              <m:rPr>
+                <m:sty m:val="p"/>
+              </m:rPr>
+              <m:t>,</m:t>
+            </m:r>
+            <m:sSub>
+              <m:e>
+                <m:r>
+                  <m:t>X</m:t>
+                </m:r>
+              </m:e>
+              <m:sub>
+                <m:r>
+                  <m:t>j</m:t>
+                </m:r>
+              </m:sub>
+            </m:sSub>
+          </m:e>
+        </m:d>
+        <m:r>
+          <m:t>​</m:t>
+        </m:r>
+        <m:r>
+          <m:rPr>
+            <m:sty m:val="p"/>
+          </m:rPr>
+          <m:t>=</m:t>
+        </m:r>
+        <m:r>
+          <m:t>0</m:t>
+        </m:r>
+      </m:oMath>
+      <w:ins w:id="354" w:author="PR Preview" w:date="2026-01-01T00:00:00Z">
+        <w:r>
+          <w:t xml:space="preserve"> </w:t>
+        </w:r>
+      </w:ins>
+      <w:ins w:id="355" w:author="PR Preview" w:date="2026-01-01T00:00:00Z">
+        <w:r>
+          <w:t xml:space="preserve">by</w:t>
+        </w:r>
+      </w:ins>
+      <w:ins w:id="356" w:author="PR Preview" w:date="2026-01-01T00:00:00Z">
+        <w:r>
+          <w:t xml:space="preserve"> </w:t>
+        </w:r>
+      </w:ins>
+      <w:hyperlink w:anchor="thm-indpt-uncorrelated">
+        <w:ins w:id="357" w:author="PR Preview" w:date="2026-01-01T00:00:00Z">
+          <w:r>
+            <w:rPr>
+              <w:rStyle w:val="Hyperlink"/>
+            </w:rPr>
+            <w:t xml:space="preserve">Theorem 8</w:t>
+          </w:r>
+        </w:ins>
+      </w:hyperlink>
+      <w:ins w:id="358" w:author="PR Preview" w:date="2026-01-01T00:00:00Z">
+        <w:r>
+          <w:t xml:space="preserve">.</w:t>
+        </w:r>
+      </w:ins>
+      <w:ins w:id="359" w:author="PR Preview" w:date="2026-01-01T00:00:00Z">
+        <w:r>
+          <w:t xml:space="preserve"> </w:t>
+        </w:r>
+      </w:ins>
+      <w:ins w:id="360" w:author="PR Preview" w:date="2026-01-01T00:00:00Z">
+        <w:r>
+          <w:t xml:space="preserve">The</w:t>
+        </w:r>
+      </w:ins>
+      <w:ins w:id="361" w:author="PR Preview" w:date="2026-01-01T00:00:00Z">
+        <w:r>
+          <w:t xml:space="preserve"> </w:t>
+        </w:r>
+      </w:ins>
+      <m:oMath>
+        <m:r>
+          <m:rPr>
+            <m:sty m:val="p"/>
+          </m:rPr>
+          <m:t>(</m:t>
+        </m:r>
+        <m:r>
+          <m:t>i</m:t>
+        </m:r>
+        <m:r>
+          <m:rPr>
+            <m:sty m:val="p"/>
+          </m:rPr>
+          <m:t>,</m:t>
+        </m:r>
+        <m:r>
+          <m:t>i</m:t>
+        </m:r>
+        <m:r>
+          <m:rPr>
+            <m:sty m:val="p"/>
+          </m:rPr>
+          <m:t>)</m:t>
+        </m:r>
+      </m:oMath>
+      <w:ins w:id="362" w:author="PR Preview" w:date="2026-01-01T00:00:00Z">
+        <w:r>
+          <w:t xml:space="preserve">-th element is</w:t>
+        </w:r>
+      </w:ins>
+      <w:ins w:id="363" w:author="PR Preview" w:date="2026-01-01T00:00:00Z">
+        <w:r>
+          <w:t xml:space="preserve"> </w:t>
+        </w:r>
+      </w:ins>
+      <m:oMath>
+        <m:r>
+          <m:rPr>
+            <m:sty m:val="p"/>
+          </m:rPr>
+          <m:t>Cov</m:t>
+        </m:r>
+        <m:r>
+          <m:t>​</m:t>
+        </m:r>
+        <m:d>
+          <m:dPr>
+            <m:begChr m:val="("/>
+            <m:sepChr m:val=""/>
+            <m:endChr m:val=")"/>
+            <m:grow/>
+          </m:dPr>
+          <m:e>
+            <m:sSub>
+              <m:e>
+                <m:r>
+                  <m:t>X</m:t>
+                </m:r>
+              </m:e>
+              <m:sub>
+                <m:r>
+                  <m:t>i</m:t>
+                </m:r>
+              </m:sub>
+            </m:sSub>
+            <m:r>
+              <m:rPr>
+                <m:sty m:val="p"/>
+              </m:rPr>
+              <m:t>,</m:t>
+            </m:r>
+            <m:sSub>
+              <m:e>
+                <m:r>
+                  <m:t>X</m:t>
+                </m:r>
+              </m:e>
+              <m:sub>
+                <m:r>
+                  <m:t>i</m:t>
+                </m:r>
+              </m:sub>
+            </m:sSub>
+          </m:e>
+        </m:d>
+        <m:r>
+          <m:t>​</m:t>
+        </m:r>
+        <m:r>
+          <m:rPr>
+            <m:sty m:val="p"/>
+          </m:rPr>
+          <m:t>=</m:t>
+        </m:r>
+        <m:r>
+          <m:rPr>
+            <m:sty m:val="p"/>
+          </m:rPr>
+          <m:t>Var</m:t>
+        </m:r>
+        <m:r>
+          <m:t>​</m:t>
+        </m:r>
+        <m:d>
+          <m:dPr>
+            <m:begChr m:val="("/>
+            <m:sepChr m:val=""/>
+            <m:endChr m:val=")"/>
+            <m:grow/>
+          </m:dPr>
+          <m:e>
+            <m:sSub>
+              <m:e>
+                <m:r>
+                  <m:t>X</m:t>
+                </m:r>
+              </m:e>
+              <m:sub>
+                <m:r>
+                  <m:t>i</m:t>
+                </m:r>
+              </m:sub>
+            </m:sSub>
+          </m:e>
+        </m:d>
+        <m:r>
+          <m:t>​</m:t>
+        </m:r>
+      </m:oMath>
+      <w:ins w:id="364" w:author="PR Preview" w:date="2026-01-01T00:00:00Z">
+        <w:r>
+          <w:t xml:space="preserve"> </w:t>
+        </w:r>
+      </w:ins>
+      <w:ins w:id="365" w:author="PR Preview" w:date="2026-01-01T00:00:00Z">
+        <w:r>
+          <w:t xml:space="preserve">by</w:t>
+        </w:r>
+      </w:ins>
+      <w:ins w:id="366" w:author="PR Preview" w:date="2026-01-01T00:00:00Z">
+        <w:r>
+          <w:t xml:space="preserve"> </w:t>
+        </w:r>
+      </w:ins>
+      <w:hyperlink w:anchor="lem-cov-xx">
+        <w:ins w:id="367" w:author="PR Preview" w:date="2026-01-01T00:00:00Z">
+          <w:r>
+            <w:rPr>
+              <w:rStyle w:val="Hyperlink"/>
+            </w:rPr>
+            <w:t xml:space="preserve">Lemma 1</w:t>
+          </w:r>
+        </w:ins>
+      </w:hyperlink>
+      <w:ins w:id="368" w:author="PR Preview" w:date="2026-01-01T00:00:00Z">
+        <w:r>
+          <w:t xml:space="preserve">.</w:t>
+        </w:r>
+      </w:ins>
     </w:p>
     <w:bookmarkStart w:id="99" w:name="thm-cor-bounds"/>
     <w:p>
